--- a/paper.docx
+++ b/paper.docx
@@ -16512,7 +16512,7 @@
           <w:b w:val="0"/>
           <w:sz w:val="24"/>
         </w:rPr>
-        <w:t>，共 5 个类，见表 B1。代码未托管至公开仓库，随论文一并提交；如需复现，按下列命令即可，数据文件见附录 A 与附录 C。</w:t>
+        <w:t>，共 5 个类，见表 B1。代码托管于 GitHub：https://github.com/LiBingze753/TSP ，其中包含四个策略的源码、全部原始数据、绘图脚本与本文档；如需复现，按下列命令即可，数据文件见附录 A 与附录 C。</w:t>
       </w:r>
     </w:p>
     <w:p>

--- a/paper.docx
+++ b/paper.docx
@@ -4784,7 +4784,38 @@
           <w:b w:val="0"/>
           <w:sz w:val="24"/>
         </w:rPr>
-        <w:t>5. 四种策略在</w:t>
+        <w:t>5. 改进后的路径</w:t>
+      </w:r>
+      <w:r>
+        <w:rPr>
+          <w:rFonts w:ascii="Times New Roman" w:hAnsi="Times New Roman" w:eastAsia="宋体"/>
+          <w:b/>
+          <w:sz w:val="24"/>
+        </w:rPr>
+        <w:t>写回 P 中该精英原来的位置</w:t>
+      </w:r>
+      <w:r>
+        <w:rPr>
+          <w:rFonts w:ascii="Times New Roman" w:hAnsi="Times New Roman" w:eastAsia="宋体"/>
+          <w:b w:val="0"/>
+          <w:sz w:val="24"/>
+        </w:rPr>
+        <w:t>（P[0] 或 P[1]），随后重新排序 P，改进结果因而进入下一代的精英复制与子代生成，而不是只用于当次评估。</w:t>
+      </w:r>
+    </w:p>
+    <w:p>
+      <w:pPr>
+        <w:spacing w:line="360" w:lineRule="auto"/>
+        <w:ind w:firstLine="0" w:left="480"/>
+        <w:jc w:val="both"/>
+      </w:pPr>
+      <w:r>
+        <w:rPr>
+          <w:rFonts w:ascii="Times New Roman" w:hAnsi="Times New Roman" w:eastAsia="宋体"/>
+          <w:b w:val="0"/>
+          <w:sz w:val="24"/>
+        </w:rPr>
+        <w:t>6. 四种策略在</w:t>
       </w:r>
       <w:r>
         <w:rPr>
@@ -5462,6 +5493,2136 @@
           <w:sz w:val="21"/>
         </w:rPr>
         <w:t>表 1 主实验描述统计（精度指标，每格 30 次运行）</w:t>
+      </w:r>
+    </w:p>
+    <w:tbl>
+      <w:tblPr>
+        <w:tblW w:type="auto" w:w="0"/>
+        <w:jc w:val="center"/>
+        <w:tblLayout w:type="fixed"/>
+        <w:tblLook w:firstColumn="1" w:firstRow="1" w:lastColumn="0" w:lastRow="0" w:noHBand="0" w:noVBand="1" w:val="04A0"/>
+        <w:tblW w:type="dxa" w:w="8504"/>
+        <w:tblLayout w:type="fixed"/>
+        <w:tblBorders>
+          <w:top w:val="single" w:sz="12" w:space="0" w:color="000000"/>
+          <w:left w:val="none" w:sz="0" w:space="0" w:color="000000"/>
+          <w:bottom w:val="single" w:sz="12" w:space="0" w:color="000000"/>
+          <w:right w:val="none" w:sz="0" w:space="0" w:color="000000"/>
+          <w:insideH w:val="none" w:sz="0" w:space="0" w:color="000000"/>
+          <w:insideV w:val="none" w:sz="0" w:space="0" w:color="000000"/>
+        </w:tblBorders>
+        <w:tblCellMar>
+          <w:top w:w="5" w:type="dxa"/>
+          <w:left w:w="22" w:type="dxa"/>
+          <w:bottom w:w="5" w:type="dxa"/>
+          <w:right w:w="22" w:type="dxa"/>
+        </w:tblCellMar>
+      </w:tblPr>
+      <w:tblGrid>
+        <w:gridCol w:w="1215"/>
+        <w:gridCol w:w="1215"/>
+        <w:gridCol w:w="1215"/>
+        <w:gridCol w:w="1215"/>
+        <w:gridCol w:w="1215"/>
+        <w:gridCol w:w="1215"/>
+        <w:gridCol w:w="1215"/>
+      </w:tblGrid>
+      <w:tr>
+        <w:trPr>
+          <w:tblHeader w:val="true"/>
+          <w:cantSplit/>
+        </w:trPr>
+        <w:tc>
+          <w:tcPr>
+            <w:tcW w:type="dxa" w:w="1103"/>
+            <w:tcBorders>
+              <w:bottom w:val="single" w:sz="6" w:space="0" w:color="000000"/>
+            </w:tcBorders>
+          </w:tcPr>
+          <w:p>
+            <w:pPr>
+              <w:keepNext/>
+              <w:spacing w:before="0" w:after="0" w:line="240" w:lineRule="auto"/>
+              <w:ind w:firstLine="0"/>
+              <w:jc w:val="center"/>
+            </w:pPr>
+            <w:r/>
+            <w:r>
+              <w:rPr>
+                <w:rFonts w:ascii="Times New Roman" w:hAnsi="Times New Roman" w:eastAsia="宋体"/>
+                <w:b/>
+                <w:sz w:val="21"/>
+              </w:rPr>
+              <w:t>实例</w:t>
+            </w:r>
+          </w:p>
+        </w:tc>
+        <w:tc>
+          <w:tcPr>
+            <w:tcW w:type="dxa" w:w="585"/>
+            <w:tcBorders>
+              <w:bottom w:val="single" w:sz="6" w:space="0" w:color="000000"/>
+            </w:tcBorders>
+          </w:tcPr>
+          <w:p>
+            <w:pPr>
+              <w:keepNext/>
+              <w:spacing w:before="0" w:after="0" w:line="240" w:lineRule="auto"/>
+              <w:ind w:firstLine="0"/>
+              <w:jc w:val="center"/>
+            </w:pPr>
+            <w:r/>
+            <w:r>
+              <w:rPr>
+                <w:rFonts w:ascii="Times New Roman" w:hAnsi="Times New Roman" w:eastAsia="宋体"/>
+                <w:b/>
+                <w:sz w:val="21"/>
+              </w:rPr>
+              <w:t>策略</w:t>
+            </w:r>
+          </w:p>
+        </w:tc>
+        <w:tc>
+          <w:tcPr>
+            <w:tcW w:type="dxa" w:w="1471"/>
+            <w:tcBorders>
+              <w:bottom w:val="single" w:sz="6" w:space="0" w:color="000000"/>
+            </w:tcBorders>
+          </w:tcPr>
+          <w:p>
+            <w:pPr>
+              <w:keepNext/>
+              <w:spacing w:before="0" w:after="0" w:line="240" w:lineRule="auto"/>
+              <w:ind w:firstLine="0"/>
+              <w:jc w:val="center"/>
+            </w:pPr>
+            <w:r/>
+            <w:r>
+              <w:rPr>
+                <w:rFonts w:ascii="Times New Roman" w:hAnsi="Times New Roman" w:eastAsia="宋体"/>
+                <w:b/>
+                <w:sz w:val="21"/>
+              </w:rPr>
+              <w:t>平均路径长度</w:t>
+            </w:r>
+          </w:p>
+        </w:tc>
+        <w:tc>
+          <w:tcPr>
+            <w:tcW w:type="dxa" w:w="2073"/>
+            <w:tcBorders>
+              <w:bottom w:val="single" w:sz="6" w:space="0" w:color="000000"/>
+            </w:tcBorders>
+          </w:tcPr>
+          <w:p>
+            <w:pPr>
+              <w:keepNext/>
+              <w:spacing w:before="0" w:after="0" w:line="240" w:lineRule="auto"/>
+              <w:ind w:firstLine="0"/>
+              <w:jc w:val="center"/>
+            </w:pPr>
+            <w:r/>
+            <w:r>
+              <w:rPr>
+                <w:rFonts w:ascii="Times New Roman" w:hAnsi="Times New Roman" w:eastAsia="宋体"/>
+                <w:b/>
+                <w:sz w:val="21"/>
+              </w:rPr>
+              <w:t>平均偏差率/%（±SD）</w:t>
+            </w:r>
+          </w:p>
+        </w:tc>
+        <w:tc>
+          <w:tcPr>
+            <w:tcW w:type="dxa" w:w="814"/>
+            <w:tcBorders>
+              <w:bottom w:val="single" w:sz="6" w:space="0" w:color="000000"/>
+            </w:tcBorders>
+          </w:tcPr>
+          <w:p>
+            <w:pPr>
+              <w:keepNext/>
+              <w:spacing w:before="0" w:after="0" w:line="240" w:lineRule="auto"/>
+              <w:ind w:firstLine="0"/>
+              <w:jc w:val="center"/>
+            </w:pPr>
+            <w:r/>
+            <w:r>
+              <w:rPr>
+                <w:rFonts w:ascii="Times New Roman" w:hAnsi="Times New Roman" w:eastAsia="宋体"/>
+                <w:b/>
+                <w:sz w:val="21"/>
+              </w:rPr>
+              <w:t>最小值</w:t>
+            </w:r>
+          </w:p>
+        </w:tc>
+        <w:tc>
+          <w:tcPr>
+            <w:tcW w:type="dxa" w:w="815"/>
+            <w:tcBorders>
+              <w:bottom w:val="single" w:sz="6" w:space="0" w:color="000000"/>
+            </w:tcBorders>
+          </w:tcPr>
+          <w:p>
+            <w:pPr>
+              <w:keepNext/>
+              <w:spacing w:before="0" w:after="0" w:line="240" w:lineRule="auto"/>
+              <w:ind w:firstLine="0"/>
+              <w:jc w:val="center"/>
+            </w:pPr>
+            <w:r/>
+            <w:r>
+              <w:rPr>
+                <w:rFonts w:ascii="Times New Roman" w:hAnsi="Times New Roman" w:eastAsia="宋体"/>
+                <w:b/>
+                <w:sz w:val="21"/>
+              </w:rPr>
+              <w:t>最大值</w:t>
+            </w:r>
+          </w:p>
+        </w:tc>
+        <w:tc>
+          <w:tcPr>
+            <w:tcW w:type="dxa" w:w="1642"/>
+            <w:tcBorders>
+              <w:bottom w:val="single" w:sz="6" w:space="0" w:color="000000"/>
+            </w:tcBorders>
+          </w:tcPr>
+          <w:p>
+            <w:pPr>
+              <w:keepNext/>
+              <w:spacing w:before="0" w:after="0" w:line="240" w:lineRule="auto"/>
+              <w:ind w:firstLine="0"/>
+              <w:jc w:val="center"/>
+            </w:pPr>
+            <w:r/>
+            <w:r>
+              <w:rPr>
+                <w:rFonts w:ascii="Times New Roman" w:hAnsi="Times New Roman" w:eastAsia="宋体"/>
+                <w:b/>
+                <w:sz w:val="21"/>
+              </w:rPr>
+              <w:t>命中最优（次）</w:t>
+            </w:r>
+          </w:p>
+        </w:tc>
+      </w:tr>
+      <w:tr>
+        <w:trPr>
+          <w:cantSplit/>
+        </w:trPr>
+        <w:tc>
+          <w:tcPr>
+            <w:tcW w:type="dxa" w:w="1103"/>
+          </w:tcPr>
+          <w:p>
+            <w:pPr>
+              <w:keepNext/>
+              <w:spacing w:before="0" w:after="0" w:line="240" w:lineRule="auto"/>
+              <w:ind w:firstLine="0"/>
+              <w:jc w:val="center"/>
+            </w:pPr>
+            <w:r/>
+            <w:r>
+              <w:rPr>
+                <w:rFonts w:ascii="Times New Roman" w:hAnsi="Times New Roman" w:eastAsia="宋体"/>
+                <w:b w:val="0"/>
+                <w:sz w:val="21"/>
+              </w:rPr>
+              <w:t>eil51</w:t>
+            </w:r>
+          </w:p>
+        </w:tc>
+        <w:tc>
+          <w:tcPr>
+            <w:tcW w:type="dxa" w:w="585"/>
+          </w:tcPr>
+          <w:p>
+            <w:pPr>
+              <w:keepNext/>
+              <w:spacing w:before="0" w:after="0" w:line="240" w:lineRule="auto"/>
+              <w:ind w:firstLine="0"/>
+              <w:jc w:val="center"/>
+            </w:pPr>
+            <w:r/>
+            <w:r>
+              <w:rPr>
+                <w:rFonts w:ascii="Times New Roman" w:hAnsi="Times New Roman" w:eastAsia="宋体"/>
+                <w:b w:val="0"/>
+                <w:sz w:val="21"/>
+              </w:rPr>
+              <w:t>A</w:t>
+            </w:r>
+          </w:p>
+        </w:tc>
+        <w:tc>
+          <w:tcPr>
+            <w:tcW w:type="dxa" w:w="1471"/>
+          </w:tcPr>
+          <w:p>
+            <w:pPr>
+              <w:keepNext/>
+              <w:spacing w:before="0" w:after="0" w:line="240" w:lineRule="auto"/>
+              <w:ind w:firstLine="0"/>
+              <w:jc w:val="center"/>
+            </w:pPr>
+            <w:r/>
+            <w:r>
+              <w:rPr>
+                <w:rFonts w:ascii="Times New Roman" w:hAnsi="Times New Roman" w:eastAsia="宋体"/>
+                <w:b w:val="0"/>
+                <w:sz w:val="21"/>
+              </w:rPr>
+              <w:t>596.83</w:t>
+            </w:r>
+          </w:p>
+        </w:tc>
+        <w:tc>
+          <w:tcPr>
+            <w:tcW w:type="dxa" w:w="2073"/>
+          </w:tcPr>
+          <w:p>
+            <w:pPr>
+              <w:keepNext/>
+              <w:spacing w:before="0" w:after="0" w:line="240" w:lineRule="auto"/>
+              <w:ind w:firstLine="0"/>
+              <w:jc w:val="center"/>
+            </w:pPr>
+            <w:r/>
+            <w:r>
+              <w:rPr>
+                <w:rFonts w:ascii="Times New Roman" w:hAnsi="Times New Roman" w:eastAsia="宋体"/>
+                <w:b w:val="0"/>
+                <w:sz w:val="21"/>
+              </w:rPr>
+              <w:t>40.10±9.91</w:t>
+            </w:r>
+          </w:p>
+        </w:tc>
+        <w:tc>
+          <w:tcPr>
+            <w:tcW w:type="dxa" w:w="814"/>
+          </w:tcPr>
+          <w:p>
+            <w:pPr>
+              <w:keepNext/>
+              <w:spacing w:before="0" w:after="0" w:line="240" w:lineRule="auto"/>
+              <w:ind w:firstLine="0"/>
+              <w:jc w:val="center"/>
+            </w:pPr>
+            <w:r/>
+            <w:r>
+              <w:rPr>
+                <w:rFonts w:ascii="Times New Roman" w:hAnsi="Times New Roman" w:eastAsia="宋体"/>
+                <w:b w:val="0"/>
+                <w:sz w:val="21"/>
+              </w:rPr>
+              <w:t>487</w:t>
+            </w:r>
+          </w:p>
+        </w:tc>
+        <w:tc>
+          <w:tcPr>
+            <w:tcW w:type="dxa" w:w="815"/>
+          </w:tcPr>
+          <w:p>
+            <w:pPr>
+              <w:keepNext/>
+              <w:spacing w:before="0" w:after="0" w:line="240" w:lineRule="auto"/>
+              <w:ind w:firstLine="0"/>
+              <w:jc w:val="center"/>
+            </w:pPr>
+            <w:r/>
+            <w:r>
+              <w:rPr>
+                <w:rFonts w:ascii="Times New Roman" w:hAnsi="Times New Roman" w:eastAsia="宋体"/>
+                <w:b w:val="0"/>
+                <w:sz w:val="21"/>
+              </w:rPr>
+              <w:t>684</w:t>
+            </w:r>
+          </w:p>
+        </w:tc>
+        <w:tc>
+          <w:tcPr>
+            <w:tcW w:type="dxa" w:w="1642"/>
+          </w:tcPr>
+          <w:p>
+            <w:pPr>
+              <w:keepNext/>
+              <w:spacing w:before="0" w:after="0" w:line="240" w:lineRule="auto"/>
+              <w:ind w:firstLine="0"/>
+              <w:jc w:val="center"/>
+            </w:pPr>
+            <w:r/>
+            <w:r>
+              <w:rPr>
+                <w:rFonts w:ascii="Times New Roman" w:hAnsi="Times New Roman" w:eastAsia="宋体"/>
+                <w:b w:val="0"/>
+                <w:sz w:val="21"/>
+              </w:rPr>
+              <w:t>0</w:t>
+            </w:r>
+          </w:p>
+        </w:tc>
+      </w:tr>
+      <w:tr>
+        <w:trPr>
+          <w:cantSplit/>
+        </w:trPr>
+        <w:tc>
+          <w:tcPr>
+            <w:tcW w:type="dxa" w:w="1103"/>
+          </w:tcPr>
+          <w:p>
+            <w:pPr>
+              <w:keepNext/>
+              <w:spacing w:before="0" w:after="0" w:line="240" w:lineRule="auto"/>
+              <w:ind w:firstLine="0"/>
+              <w:jc w:val="center"/>
+            </w:pPr>
+            <w:r/>
+            <w:r>
+              <w:rPr>
+                <w:rFonts w:ascii="Times New Roman" w:hAnsi="Times New Roman" w:eastAsia="宋体"/>
+                <w:b w:val="0"/>
+                <w:sz w:val="21"/>
+              </w:rPr>
+              <w:t>eil51</w:t>
+            </w:r>
+          </w:p>
+        </w:tc>
+        <w:tc>
+          <w:tcPr>
+            <w:tcW w:type="dxa" w:w="585"/>
+          </w:tcPr>
+          <w:p>
+            <w:pPr>
+              <w:keepNext/>
+              <w:spacing w:before="0" w:after="0" w:line="240" w:lineRule="auto"/>
+              <w:ind w:firstLine="0"/>
+              <w:jc w:val="center"/>
+            </w:pPr>
+            <w:r/>
+            <w:r>
+              <w:rPr>
+                <w:rFonts w:ascii="Times New Roman" w:hAnsi="Times New Roman" w:eastAsia="宋体"/>
+                <w:b w:val="0"/>
+                <w:sz w:val="21"/>
+              </w:rPr>
+              <w:t>B</w:t>
+            </w:r>
+          </w:p>
+        </w:tc>
+        <w:tc>
+          <w:tcPr>
+            <w:tcW w:type="dxa" w:w="1471"/>
+          </w:tcPr>
+          <w:p>
+            <w:pPr>
+              <w:keepNext/>
+              <w:spacing w:before="0" w:after="0" w:line="240" w:lineRule="auto"/>
+              <w:ind w:firstLine="0"/>
+              <w:jc w:val="center"/>
+            </w:pPr>
+            <w:r/>
+            <w:r>
+              <w:rPr>
+                <w:rFonts w:ascii="Times New Roman" w:hAnsi="Times New Roman" w:eastAsia="宋体"/>
+                <w:b w:val="0"/>
+                <w:sz w:val="21"/>
+              </w:rPr>
+              <w:t>443.97</w:t>
+            </w:r>
+          </w:p>
+        </w:tc>
+        <w:tc>
+          <w:tcPr>
+            <w:tcW w:type="dxa" w:w="2073"/>
+          </w:tcPr>
+          <w:p>
+            <w:pPr>
+              <w:keepNext/>
+              <w:spacing w:before="0" w:after="0" w:line="240" w:lineRule="auto"/>
+              <w:ind w:firstLine="0"/>
+              <w:jc w:val="center"/>
+            </w:pPr>
+            <w:r/>
+            <w:r>
+              <w:rPr>
+                <w:rFonts w:ascii="Times New Roman" w:hAnsi="Times New Roman" w:eastAsia="宋体"/>
+                <w:b w:val="0"/>
+                <w:sz w:val="21"/>
+              </w:rPr>
+              <w:t>4.22±1.77</w:t>
+            </w:r>
+          </w:p>
+        </w:tc>
+        <w:tc>
+          <w:tcPr>
+            <w:tcW w:type="dxa" w:w="814"/>
+          </w:tcPr>
+          <w:p>
+            <w:pPr>
+              <w:keepNext/>
+              <w:spacing w:before="0" w:after="0" w:line="240" w:lineRule="auto"/>
+              <w:ind w:firstLine="0"/>
+              <w:jc w:val="center"/>
+            </w:pPr>
+            <w:r/>
+            <w:r>
+              <w:rPr>
+                <w:rFonts w:ascii="Times New Roman" w:hAnsi="Times New Roman" w:eastAsia="宋体"/>
+                <w:b w:val="0"/>
+                <w:sz w:val="21"/>
+              </w:rPr>
+              <w:t>432</w:t>
+            </w:r>
+          </w:p>
+        </w:tc>
+        <w:tc>
+          <w:tcPr>
+            <w:tcW w:type="dxa" w:w="815"/>
+          </w:tcPr>
+          <w:p>
+            <w:pPr>
+              <w:keepNext/>
+              <w:spacing w:before="0" w:after="0" w:line="240" w:lineRule="auto"/>
+              <w:ind w:firstLine="0"/>
+              <w:jc w:val="center"/>
+            </w:pPr>
+            <w:r/>
+            <w:r>
+              <w:rPr>
+                <w:rFonts w:ascii="Times New Roman" w:hAnsi="Times New Roman" w:eastAsia="宋体"/>
+                <w:b w:val="0"/>
+                <w:sz w:val="21"/>
+              </w:rPr>
+              <w:t>464</w:t>
+            </w:r>
+          </w:p>
+        </w:tc>
+        <w:tc>
+          <w:tcPr>
+            <w:tcW w:type="dxa" w:w="1642"/>
+          </w:tcPr>
+          <w:p>
+            <w:pPr>
+              <w:keepNext/>
+              <w:spacing w:before="0" w:after="0" w:line="240" w:lineRule="auto"/>
+              <w:ind w:firstLine="0"/>
+              <w:jc w:val="center"/>
+            </w:pPr>
+            <w:r/>
+            <w:r>
+              <w:rPr>
+                <w:rFonts w:ascii="Times New Roman" w:hAnsi="Times New Roman" w:eastAsia="宋体"/>
+                <w:b w:val="0"/>
+                <w:sz w:val="21"/>
+              </w:rPr>
+              <w:t>0</w:t>
+            </w:r>
+          </w:p>
+        </w:tc>
+      </w:tr>
+      <w:tr>
+        <w:trPr>
+          <w:cantSplit/>
+        </w:trPr>
+        <w:tc>
+          <w:tcPr>
+            <w:tcW w:type="dxa" w:w="1103"/>
+          </w:tcPr>
+          <w:p>
+            <w:pPr>
+              <w:keepNext/>
+              <w:spacing w:before="0" w:after="0" w:line="240" w:lineRule="auto"/>
+              <w:ind w:firstLine="0"/>
+              <w:jc w:val="center"/>
+            </w:pPr>
+            <w:r/>
+            <w:r>
+              <w:rPr>
+                <w:rFonts w:ascii="Times New Roman" w:hAnsi="Times New Roman" w:eastAsia="宋体"/>
+                <w:b w:val="0"/>
+                <w:sz w:val="21"/>
+              </w:rPr>
+              <w:t>eil51</w:t>
+            </w:r>
+          </w:p>
+        </w:tc>
+        <w:tc>
+          <w:tcPr>
+            <w:tcW w:type="dxa" w:w="585"/>
+          </w:tcPr>
+          <w:p>
+            <w:pPr>
+              <w:keepNext/>
+              <w:spacing w:before="0" w:after="0" w:line="240" w:lineRule="auto"/>
+              <w:ind w:firstLine="0"/>
+              <w:jc w:val="center"/>
+            </w:pPr>
+            <w:r/>
+            <w:r>
+              <w:rPr>
+                <w:rFonts w:ascii="Times New Roman" w:hAnsi="Times New Roman" w:eastAsia="宋体"/>
+                <w:b w:val="0"/>
+                <w:sz w:val="21"/>
+              </w:rPr>
+              <w:t>C</w:t>
+            </w:r>
+          </w:p>
+        </w:tc>
+        <w:tc>
+          <w:tcPr>
+            <w:tcW w:type="dxa" w:w="1471"/>
+          </w:tcPr>
+          <w:p>
+            <w:pPr>
+              <w:keepNext/>
+              <w:spacing w:before="0" w:after="0" w:line="240" w:lineRule="auto"/>
+              <w:ind w:firstLine="0"/>
+              <w:jc w:val="center"/>
+            </w:pPr>
+            <w:r/>
+            <w:r>
+              <w:rPr>
+                <w:rFonts w:ascii="Times New Roman" w:hAnsi="Times New Roman" w:eastAsia="宋体"/>
+                <w:b w:val="0"/>
+                <w:sz w:val="21"/>
+              </w:rPr>
+              <w:t>465.60</w:t>
+            </w:r>
+          </w:p>
+        </w:tc>
+        <w:tc>
+          <w:tcPr>
+            <w:tcW w:type="dxa" w:w="2073"/>
+          </w:tcPr>
+          <w:p>
+            <w:pPr>
+              <w:keepNext/>
+              <w:spacing w:before="0" w:after="0" w:line="240" w:lineRule="auto"/>
+              <w:ind w:firstLine="0"/>
+              <w:jc w:val="center"/>
+            </w:pPr>
+            <w:r/>
+            <w:r>
+              <w:rPr>
+                <w:rFonts w:ascii="Times New Roman" w:hAnsi="Times New Roman" w:eastAsia="宋体"/>
+                <w:b w:val="0"/>
+                <w:sz w:val="21"/>
+              </w:rPr>
+              <w:t>9.30±1.30</w:t>
+            </w:r>
+          </w:p>
+        </w:tc>
+        <w:tc>
+          <w:tcPr>
+            <w:tcW w:type="dxa" w:w="814"/>
+          </w:tcPr>
+          <w:p>
+            <w:pPr>
+              <w:keepNext/>
+              <w:spacing w:before="0" w:after="0" w:line="240" w:lineRule="auto"/>
+              <w:ind w:firstLine="0"/>
+              <w:jc w:val="center"/>
+            </w:pPr>
+            <w:r/>
+            <w:r>
+              <w:rPr>
+                <w:rFonts w:ascii="Times New Roman" w:hAnsi="Times New Roman" w:eastAsia="宋体"/>
+                <w:b w:val="0"/>
+                <w:sz w:val="21"/>
+              </w:rPr>
+              <w:t>457</w:t>
+            </w:r>
+          </w:p>
+        </w:tc>
+        <w:tc>
+          <w:tcPr>
+            <w:tcW w:type="dxa" w:w="815"/>
+          </w:tcPr>
+          <w:p>
+            <w:pPr>
+              <w:keepNext/>
+              <w:spacing w:before="0" w:after="0" w:line="240" w:lineRule="auto"/>
+              <w:ind w:firstLine="0"/>
+              <w:jc w:val="center"/>
+            </w:pPr>
+            <w:r/>
+            <w:r>
+              <w:rPr>
+                <w:rFonts w:ascii="Times New Roman" w:hAnsi="Times New Roman" w:eastAsia="宋体"/>
+                <w:b w:val="0"/>
+                <w:sz w:val="21"/>
+              </w:rPr>
+              <w:t>481</w:t>
+            </w:r>
+          </w:p>
+        </w:tc>
+        <w:tc>
+          <w:tcPr>
+            <w:tcW w:type="dxa" w:w="1642"/>
+          </w:tcPr>
+          <w:p>
+            <w:pPr>
+              <w:keepNext/>
+              <w:spacing w:before="0" w:after="0" w:line="240" w:lineRule="auto"/>
+              <w:ind w:firstLine="0"/>
+              <w:jc w:val="center"/>
+            </w:pPr>
+            <w:r/>
+            <w:r>
+              <w:rPr>
+                <w:rFonts w:ascii="Times New Roman" w:hAnsi="Times New Roman" w:eastAsia="宋体"/>
+                <w:b w:val="0"/>
+                <w:sz w:val="21"/>
+              </w:rPr>
+              <w:t>0</w:t>
+            </w:r>
+          </w:p>
+        </w:tc>
+      </w:tr>
+      <w:tr>
+        <w:trPr>
+          <w:cantSplit/>
+        </w:trPr>
+        <w:tc>
+          <w:tcPr>
+            <w:tcW w:type="dxa" w:w="1103"/>
+          </w:tcPr>
+          <w:p>
+            <w:pPr>
+              <w:keepNext/>
+              <w:spacing w:before="0" w:after="0" w:line="240" w:lineRule="auto"/>
+              <w:ind w:firstLine="0"/>
+              <w:jc w:val="center"/>
+            </w:pPr>
+            <w:r/>
+            <w:r>
+              <w:rPr>
+                <w:rFonts w:ascii="Times New Roman" w:hAnsi="Times New Roman" w:eastAsia="宋体"/>
+                <w:b w:val="0"/>
+                <w:sz w:val="21"/>
+              </w:rPr>
+              <w:t>eil51</w:t>
+            </w:r>
+          </w:p>
+        </w:tc>
+        <w:tc>
+          <w:tcPr>
+            <w:tcW w:type="dxa" w:w="585"/>
+          </w:tcPr>
+          <w:p>
+            <w:pPr>
+              <w:keepNext/>
+              <w:spacing w:before="0" w:after="0" w:line="240" w:lineRule="auto"/>
+              <w:ind w:firstLine="0"/>
+              <w:jc w:val="center"/>
+            </w:pPr>
+            <w:r/>
+            <w:r>
+              <w:rPr>
+                <w:rFonts w:ascii="Times New Roman" w:hAnsi="Times New Roman" w:eastAsia="宋体"/>
+                <w:b w:val="0"/>
+                <w:sz w:val="21"/>
+              </w:rPr>
+              <w:t>D</w:t>
+            </w:r>
+          </w:p>
+        </w:tc>
+        <w:tc>
+          <w:tcPr>
+            <w:tcW w:type="dxa" w:w="1471"/>
+          </w:tcPr>
+          <w:p>
+            <w:pPr>
+              <w:keepNext/>
+              <w:spacing w:before="0" w:after="0" w:line="240" w:lineRule="auto"/>
+              <w:ind w:firstLine="0"/>
+              <w:jc w:val="center"/>
+            </w:pPr>
+            <w:r/>
+            <w:r>
+              <w:rPr>
+                <w:rFonts w:ascii="Times New Roman" w:hAnsi="Times New Roman" w:eastAsia="宋体"/>
+                <w:b w:val="0"/>
+                <w:sz w:val="21"/>
+              </w:rPr>
+              <w:t>431.47</w:t>
+            </w:r>
+          </w:p>
+        </w:tc>
+        <w:tc>
+          <w:tcPr>
+            <w:tcW w:type="dxa" w:w="2073"/>
+          </w:tcPr>
+          <w:p>
+            <w:pPr>
+              <w:keepNext/>
+              <w:spacing w:before="0" w:after="0" w:line="240" w:lineRule="auto"/>
+              <w:ind w:firstLine="0"/>
+              <w:jc w:val="center"/>
+            </w:pPr>
+            <w:r/>
+            <w:r>
+              <w:rPr>
+                <w:rFonts w:ascii="Times New Roman" w:hAnsi="Times New Roman" w:eastAsia="宋体"/>
+                <w:b w:val="0"/>
+                <w:sz w:val="21"/>
+              </w:rPr>
+              <w:t>1.28±1.33</w:t>
+            </w:r>
+          </w:p>
+        </w:tc>
+        <w:tc>
+          <w:tcPr>
+            <w:tcW w:type="dxa" w:w="814"/>
+          </w:tcPr>
+          <w:p>
+            <w:pPr>
+              <w:keepNext/>
+              <w:spacing w:before="0" w:after="0" w:line="240" w:lineRule="auto"/>
+              <w:ind w:firstLine="0"/>
+              <w:jc w:val="center"/>
+            </w:pPr>
+            <w:r/>
+            <w:r>
+              <w:rPr>
+                <w:rFonts w:ascii="Times New Roman" w:hAnsi="Times New Roman" w:eastAsia="宋体"/>
+                <w:b w:val="0"/>
+                <w:sz w:val="21"/>
+              </w:rPr>
+              <w:t>428</w:t>
+            </w:r>
+          </w:p>
+        </w:tc>
+        <w:tc>
+          <w:tcPr>
+            <w:tcW w:type="dxa" w:w="815"/>
+          </w:tcPr>
+          <w:p>
+            <w:pPr>
+              <w:keepNext/>
+              <w:spacing w:before="0" w:after="0" w:line="240" w:lineRule="auto"/>
+              <w:ind w:firstLine="0"/>
+              <w:jc w:val="center"/>
+            </w:pPr>
+            <w:r/>
+            <w:r>
+              <w:rPr>
+                <w:rFonts w:ascii="Times New Roman" w:hAnsi="Times New Roman" w:eastAsia="宋体"/>
+                <w:b w:val="0"/>
+                <w:sz w:val="21"/>
+              </w:rPr>
+              <w:t>451</w:t>
+            </w:r>
+          </w:p>
+        </w:tc>
+        <w:tc>
+          <w:tcPr>
+            <w:tcW w:type="dxa" w:w="1642"/>
+          </w:tcPr>
+          <w:p>
+            <w:pPr>
+              <w:keepNext/>
+              <w:spacing w:before="0" w:after="0" w:line="240" w:lineRule="auto"/>
+              <w:ind w:firstLine="0"/>
+              <w:jc w:val="center"/>
+            </w:pPr>
+            <w:r/>
+            <w:r>
+              <w:rPr>
+                <w:rFonts w:ascii="Times New Roman" w:hAnsi="Times New Roman" w:eastAsia="宋体"/>
+                <w:b w:val="0"/>
+                <w:sz w:val="21"/>
+              </w:rPr>
+              <w:t>0</w:t>
+            </w:r>
+          </w:p>
+        </w:tc>
+      </w:tr>
+      <w:tr>
+        <w:trPr>
+          <w:cantSplit/>
+        </w:trPr>
+        <w:tc>
+          <w:tcPr>
+            <w:tcW w:type="dxa" w:w="1103"/>
+          </w:tcPr>
+          <w:p>
+            <w:pPr>
+              <w:keepNext/>
+              <w:spacing w:before="0" w:after="0" w:line="240" w:lineRule="auto"/>
+              <w:ind w:firstLine="0"/>
+              <w:jc w:val="center"/>
+            </w:pPr>
+            <w:r/>
+            <w:r>
+              <w:rPr>
+                <w:rFonts w:ascii="Times New Roman" w:hAnsi="Times New Roman" w:eastAsia="宋体"/>
+                <w:b w:val="0"/>
+                <w:sz w:val="21"/>
+              </w:rPr>
+              <w:t>berlin52</w:t>
+            </w:r>
+          </w:p>
+        </w:tc>
+        <w:tc>
+          <w:tcPr>
+            <w:tcW w:type="dxa" w:w="585"/>
+          </w:tcPr>
+          <w:p>
+            <w:pPr>
+              <w:keepNext/>
+              <w:spacing w:before="0" w:after="0" w:line="240" w:lineRule="auto"/>
+              <w:ind w:firstLine="0"/>
+              <w:jc w:val="center"/>
+            </w:pPr>
+            <w:r/>
+            <w:r>
+              <w:rPr>
+                <w:rFonts w:ascii="Times New Roman" w:hAnsi="Times New Roman" w:eastAsia="宋体"/>
+                <w:b w:val="0"/>
+                <w:sz w:val="21"/>
+              </w:rPr>
+              <w:t>A</w:t>
+            </w:r>
+          </w:p>
+        </w:tc>
+        <w:tc>
+          <w:tcPr>
+            <w:tcW w:type="dxa" w:w="1471"/>
+          </w:tcPr>
+          <w:p>
+            <w:pPr>
+              <w:keepNext/>
+              <w:spacing w:before="0" w:after="0" w:line="240" w:lineRule="auto"/>
+              <w:ind w:firstLine="0"/>
+              <w:jc w:val="center"/>
+            </w:pPr>
+            <w:r/>
+            <w:r>
+              <w:rPr>
+                <w:rFonts w:ascii="Times New Roman" w:hAnsi="Times New Roman" w:eastAsia="宋体"/>
+                <w:b w:val="0"/>
+                <w:sz w:val="21"/>
+              </w:rPr>
+              <w:t>10656.80</w:t>
+            </w:r>
+          </w:p>
+        </w:tc>
+        <w:tc>
+          <w:tcPr>
+            <w:tcW w:type="dxa" w:w="2073"/>
+          </w:tcPr>
+          <w:p>
+            <w:pPr>
+              <w:keepNext/>
+              <w:spacing w:before="0" w:after="0" w:line="240" w:lineRule="auto"/>
+              <w:ind w:firstLine="0"/>
+              <w:jc w:val="center"/>
+            </w:pPr>
+            <w:r/>
+            <w:r>
+              <w:rPr>
+                <w:rFonts w:ascii="Times New Roman" w:hAnsi="Times New Roman" w:eastAsia="宋体"/>
+                <w:b w:val="0"/>
+                <w:sz w:val="21"/>
+              </w:rPr>
+              <w:t>41.30±8.10</w:t>
+            </w:r>
+          </w:p>
+        </w:tc>
+        <w:tc>
+          <w:tcPr>
+            <w:tcW w:type="dxa" w:w="814"/>
+          </w:tcPr>
+          <w:p>
+            <w:pPr>
+              <w:keepNext/>
+              <w:spacing w:before="0" w:after="0" w:line="240" w:lineRule="auto"/>
+              <w:ind w:firstLine="0"/>
+              <w:jc w:val="center"/>
+            </w:pPr>
+            <w:r/>
+            <w:r>
+              <w:rPr>
+                <w:rFonts w:ascii="Times New Roman" w:hAnsi="Times New Roman" w:eastAsia="宋体"/>
+                <w:b w:val="0"/>
+                <w:sz w:val="21"/>
+              </w:rPr>
+              <w:t>9274</w:t>
+            </w:r>
+          </w:p>
+        </w:tc>
+        <w:tc>
+          <w:tcPr>
+            <w:tcW w:type="dxa" w:w="815"/>
+          </w:tcPr>
+          <w:p>
+            <w:pPr>
+              <w:keepNext/>
+              <w:spacing w:before="0" w:after="0" w:line="240" w:lineRule="auto"/>
+              <w:ind w:firstLine="0"/>
+              <w:jc w:val="center"/>
+            </w:pPr>
+            <w:r/>
+            <w:r>
+              <w:rPr>
+                <w:rFonts w:ascii="Times New Roman" w:hAnsi="Times New Roman" w:eastAsia="宋体"/>
+                <w:b w:val="0"/>
+                <w:sz w:val="21"/>
+              </w:rPr>
+              <w:t>12083</w:t>
+            </w:r>
+          </w:p>
+        </w:tc>
+        <w:tc>
+          <w:tcPr>
+            <w:tcW w:type="dxa" w:w="1642"/>
+          </w:tcPr>
+          <w:p>
+            <w:pPr>
+              <w:keepNext/>
+              <w:spacing w:before="0" w:after="0" w:line="240" w:lineRule="auto"/>
+              <w:ind w:firstLine="0"/>
+              <w:jc w:val="center"/>
+            </w:pPr>
+            <w:r/>
+            <w:r>
+              <w:rPr>
+                <w:rFonts w:ascii="Times New Roman" w:hAnsi="Times New Roman" w:eastAsia="宋体"/>
+                <w:b w:val="0"/>
+                <w:sz w:val="21"/>
+              </w:rPr>
+              <w:t>0</w:t>
+            </w:r>
+          </w:p>
+        </w:tc>
+      </w:tr>
+      <w:tr>
+        <w:trPr>
+          <w:cantSplit/>
+        </w:trPr>
+        <w:tc>
+          <w:tcPr>
+            <w:tcW w:type="dxa" w:w="1103"/>
+          </w:tcPr>
+          <w:p>
+            <w:pPr>
+              <w:keepNext/>
+              <w:spacing w:before="0" w:after="0" w:line="240" w:lineRule="auto"/>
+              <w:ind w:firstLine="0"/>
+              <w:jc w:val="center"/>
+            </w:pPr>
+            <w:r/>
+            <w:r>
+              <w:rPr>
+                <w:rFonts w:ascii="Times New Roman" w:hAnsi="Times New Roman" w:eastAsia="宋体"/>
+                <w:b w:val="0"/>
+                <w:sz w:val="21"/>
+              </w:rPr>
+              <w:t>berlin52</w:t>
+            </w:r>
+          </w:p>
+        </w:tc>
+        <w:tc>
+          <w:tcPr>
+            <w:tcW w:type="dxa" w:w="585"/>
+          </w:tcPr>
+          <w:p>
+            <w:pPr>
+              <w:keepNext/>
+              <w:spacing w:before="0" w:after="0" w:line="240" w:lineRule="auto"/>
+              <w:ind w:firstLine="0"/>
+              <w:jc w:val="center"/>
+            </w:pPr>
+            <w:r/>
+            <w:r>
+              <w:rPr>
+                <w:rFonts w:ascii="Times New Roman" w:hAnsi="Times New Roman" w:eastAsia="宋体"/>
+                <w:b w:val="0"/>
+                <w:sz w:val="21"/>
+              </w:rPr>
+              <w:t>B</w:t>
+            </w:r>
+          </w:p>
+        </w:tc>
+        <w:tc>
+          <w:tcPr>
+            <w:tcW w:type="dxa" w:w="1471"/>
+          </w:tcPr>
+          <w:p>
+            <w:pPr>
+              <w:keepNext/>
+              <w:spacing w:before="0" w:after="0" w:line="240" w:lineRule="auto"/>
+              <w:ind w:firstLine="0"/>
+              <w:jc w:val="center"/>
+            </w:pPr>
+            <w:r/>
+            <w:r>
+              <w:rPr>
+                <w:rFonts w:ascii="Times New Roman" w:hAnsi="Times New Roman" w:eastAsia="宋体"/>
+                <w:b w:val="0"/>
+                <w:sz w:val="21"/>
+              </w:rPr>
+              <w:t>8061.47</w:t>
+            </w:r>
+          </w:p>
+        </w:tc>
+        <w:tc>
+          <w:tcPr>
+            <w:tcW w:type="dxa" w:w="2073"/>
+          </w:tcPr>
+          <w:p>
+            <w:pPr>
+              <w:keepNext/>
+              <w:spacing w:before="0" w:after="0" w:line="240" w:lineRule="auto"/>
+              <w:ind w:firstLine="0"/>
+              <w:jc w:val="center"/>
+            </w:pPr>
+            <w:r/>
+            <w:r>
+              <w:rPr>
+                <w:rFonts w:ascii="Times New Roman" w:hAnsi="Times New Roman" w:eastAsia="宋体"/>
+                <w:b w:val="0"/>
+                <w:sz w:val="21"/>
+              </w:rPr>
+              <w:t>6.89±3.24</w:t>
+            </w:r>
+          </w:p>
+        </w:tc>
+        <w:tc>
+          <w:tcPr>
+            <w:tcW w:type="dxa" w:w="814"/>
+          </w:tcPr>
+          <w:p>
+            <w:pPr>
+              <w:keepNext/>
+              <w:spacing w:before="0" w:after="0" w:line="240" w:lineRule="auto"/>
+              <w:ind w:firstLine="0"/>
+              <w:jc w:val="center"/>
+            </w:pPr>
+            <w:r/>
+            <w:r>
+              <w:rPr>
+                <w:rFonts w:ascii="Times New Roman" w:hAnsi="Times New Roman" w:eastAsia="宋体"/>
+                <w:b w:val="0"/>
+                <w:sz w:val="21"/>
+              </w:rPr>
+              <w:t>7542</w:t>
+            </w:r>
+          </w:p>
+        </w:tc>
+        <w:tc>
+          <w:tcPr>
+            <w:tcW w:type="dxa" w:w="815"/>
+          </w:tcPr>
+          <w:p>
+            <w:pPr>
+              <w:keepNext/>
+              <w:spacing w:before="0" w:after="0" w:line="240" w:lineRule="auto"/>
+              <w:ind w:firstLine="0"/>
+              <w:jc w:val="center"/>
+            </w:pPr>
+            <w:r/>
+            <w:r>
+              <w:rPr>
+                <w:rFonts w:ascii="Times New Roman" w:hAnsi="Times New Roman" w:eastAsia="宋体"/>
+                <w:b w:val="0"/>
+                <w:sz w:val="21"/>
+              </w:rPr>
+              <w:t>8678</w:t>
+            </w:r>
+          </w:p>
+        </w:tc>
+        <w:tc>
+          <w:tcPr>
+            <w:tcW w:type="dxa" w:w="1642"/>
+          </w:tcPr>
+          <w:p>
+            <w:pPr>
+              <w:keepNext/>
+              <w:spacing w:before="0" w:after="0" w:line="240" w:lineRule="auto"/>
+              <w:ind w:firstLine="0"/>
+              <w:jc w:val="center"/>
+            </w:pPr>
+            <w:r/>
+            <w:r>
+              <w:rPr>
+                <w:rFonts w:ascii="Times New Roman" w:hAnsi="Times New Roman" w:eastAsia="宋体"/>
+                <w:b w:val="0"/>
+                <w:sz w:val="21"/>
+              </w:rPr>
+              <w:t>1</w:t>
+            </w:r>
+          </w:p>
+        </w:tc>
+      </w:tr>
+      <w:tr>
+        <w:trPr>
+          <w:cantSplit/>
+        </w:trPr>
+        <w:tc>
+          <w:tcPr>
+            <w:tcW w:type="dxa" w:w="1103"/>
+          </w:tcPr>
+          <w:p>
+            <w:pPr>
+              <w:keepNext/>
+              <w:spacing w:before="0" w:after="0" w:line="240" w:lineRule="auto"/>
+              <w:ind w:firstLine="0"/>
+              <w:jc w:val="center"/>
+            </w:pPr>
+            <w:r/>
+            <w:r>
+              <w:rPr>
+                <w:rFonts w:ascii="Times New Roman" w:hAnsi="Times New Roman" w:eastAsia="宋体"/>
+                <w:b w:val="0"/>
+                <w:sz w:val="21"/>
+              </w:rPr>
+              <w:t>berlin52</w:t>
+            </w:r>
+          </w:p>
+        </w:tc>
+        <w:tc>
+          <w:tcPr>
+            <w:tcW w:type="dxa" w:w="585"/>
+          </w:tcPr>
+          <w:p>
+            <w:pPr>
+              <w:keepNext/>
+              <w:spacing w:before="0" w:after="0" w:line="240" w:lineRule="auto"/>
+              <w:ind w:firstLine="0"/>
+              <w:jc w:val="center"/>
+            </w:pPr>
+            <w:r/>
+            <w:r>
+              <w:rPr>
+                <w:rFonts w:ascii="Times New Roman" w:hAnsi="Times New Roman" w:eastAsia="宋体"/>
+                <w:b w:val="0"/>
+                <w:sz w:val="21"/>
+              </w:rPr>
+              <w:t>C</w:t>
+            </w:r>
+          </w:p>
+        </w:tc>
+        <w:tc>
+          <w:tcPr>
+            <w:tcW w:type="dxa" w:w="1471"/>
+          </w:tcPr>
+          <w:p>
+            <w:pPr>
+              <w:keepNext/>
+              <w:spacing w:before="0" w:after="0" w:line="240" w:lineRule="auto"/>
+              <w:ind w:firstLine="0"/>
+              <w:jc w:val="center"/>
+            </w:pPr>
+            <w:r/>
+            <w:r>
+              <w:rPr>
+                <w:rFonts w:ascii="Times New Roman" w:hAnsi="Times New Roman" w:eastAsia="宋体"/>
+                <w:b w:val="0"/>
+                <w:sz w:val="21"/>
+              </w:rPr>
+              <w:t>8156.90</w:t>
+            </w:r>
+          </w:p>
+        </w:tc>
+        <w:tc>
+          <w:tcPr>
+            <w:tcW w:type="dxa" w:w="2073"/>
+          </w:tcPr>
+          <w:p>
+            <w:pPr>
+              <w:keepNext/>
+              <w:spacing w:before="0" w:after="0" w:line="240" w:lineRule="auto"/>
+              <w:ind w:firstLine="0"/>
+              <w:jc w:val="center"/>
+            </w:pPr>
+            <w:r/>
+            <w:r>
+              <w:rPr>
+                <w:rFonts w:ascii="Times New Roman" w:hAnsi="Times New Roman" w:eastAsia="宋体"/>
+                <w:b w:val="0"/>
+                <w:sz w:val="21"/>
+              </w:rPr>
+              <w:t>8.15±1.86</w:t>
+            </w:r>
+          </w:p>
+        </w:tc>
+        <w:tc>
+          <w:tcPr>
+            <w:tcW w:type="dxa" w:w="814"/>
+          </w:tcPr>
+          <w:p>
+            <w:pPr>
+              <w:keepNext/>
+              <w:spacing w:before="0" w:after="0" w:line="240" w:lineRule="auto"/>
+              <w:ind w:firstLine="0"/>
+              <w:jc w:val="center"/>
+            </w:pPr>
+            <w:r/>
+            <w:r>
+              <w:rPr>
+                <w:rFonts w:ascii="Times New Roman" w:hAnsi="Times New Roman" w:eastAsia="宋体"/>
+                <w:b w:val="0"/>
+                <w:sz w:val="21"/>
+              </w:rPr>
+              <w:t>8032</w:t>
+            </w:r>
+          </w:p>
+        </w:tc>
+        <w:tc>
+          <w:tcPr>
+            <w:tcW w:type="dxa" w:w="815"/>
+          </w:tcPr>
+          <w:p>
+            <w:pPr>
+              <w:keepNext/>
+              <w:spacing w:before="0" w:after="0" w:line="240" w:lineRule="auto"/>
+              <w:ind w:firstLine="0"/>
+              <w:jc w:val="center"/>
+            </w:pPr>
+            <w:r/>
+            <w:r>
+              <w:rPr>
+                <w:rFonts w:ascii="Times New Roman" w:hAnsi="Times New Roman" w:eastAsia="宋体"/>
+                <w:b w:val="0"/>
+                <w:sz w:val="21"/>
+              </w:rPr>
+              <w:t>8659</w:t>
+            </w:r>
+          </w:p>
+        </w:tc>
+        <w:tc>
+          <w:tcPr>
+            <w:tcW w:type="dxa" w:w="1642"/>
+          </w:tcPr>
+          <w:p>
+            <w:pPr>
+              <w:keepNext/>
+              <w:spacing w:before="0" w:after="0" w:line="240" w:lineRule="auto"/>
+              <w:ind w:firstLine="0"/>
+              <w:jc w:val="center"/>
+            </w:pPr>
+            <w:r/>
+            <w:r>
+              <w:rPr>
+                <w:rFonts w:ascii="Times New Roman" w:hAnsi="Times New Roman" w:eastAsia="宋体"/>
+                <w:b w:val="0"/>
+                <w:sz w:val="21"/>
+              </w:rPr>
+              <w:t>0</w:t>
+            </w:r>
+          </w:p>
+        </w:tc>
+      </w:tr>
+      <w:tr>
+        <w:trPr>
+          <w:cantSplit/>
+        </w:trPr>
+        <w:tc>
+          <w:tcPr>
+            <w:tcW w:type="dxa" w:w="1103"/>
+          </w:tcPr>
+          <w:p>
+            <w:pPr>
+              <w:keepNext/>
+              <w:spacing w:before="0" w:after="0" w:line="240" w:lineRule="auto"/>
+              <w:ind w:firstLine="0"/>
+              <w:jc w:val="center"/>
+            </w:pPr>
+            <w:r/>
+            <w:r>
+              <w:rPr>
+                <w:rFonts w:ascii="Times New Roman" w:hAnsi="Times New Roman" w:eastAsia="宋体"/>
+                <w:b w:val="0"/>
+                <w:sz w:val="21"/>
+              </w:rPr>
+              <w:t>berlin52</w:t>
+            </w:r>
+          </w:p>
+        </w:tc>
+        <w:tc>
+          <w:tcPr>
+            <w:tcW w:type="dxa" w:w="585"/>
+          </w:tcPr>
+          <w:p>
+            <w:pPr>
+              <w:keepNext/>
+              <w:spacing w:before="0" w:after="0" w:line="240" w:lineRule="auto"/>
+              <w:ind w:firstLine="0"/>
+              <w:jc w:val="center"/>
+            </w:pPr>
+            <w:r/>
+            <w:r>
+              <w:rPr>
+                <w:rFonts w:ascii="Times New Roman" w:hAnsi="Times New Roman" w:eastAsia="宋体"/>
+                <w:b w:val="0"/>
+                <w:sz w:val="21"/>
+              </w:rPr>
+              <w:t>D</w:t>
+            </w:r>
+          </w:p>
+        </w:tc>
+        <w:tc>
+          <w:tcPr>
+            <w:tcW w:type="dxa" w:w="1471"/>
+          </w:tcPr>
+          <w:p>
+            <w:pPr>
+              <w:keepNext/>
+              <w:spacing w:before="0" w:after="0" w:line="240" w:lineRule="auto"/>
+              <w:ind w:firstLine="0"/>
+              <w:jc w:val="center"/>
+            </w:pPr>
+            <w:r/>
+            <w:r>
+              <w:rPr>
+                <w:rFonts w:ascii="Times New Roman" w:hAnsi="Times New Roman" w:eastAsia="宋体"/>
+                <w:b w:val="0"/>
+                <w:sz w:val="21"/>
+              </w:rPr>
+              <w:t>7654.67</w:t>
+            </w:r>
+          </w:p>
+        </w:tc>
+        <w:tc>
+          <w:tcPr>
+            <w:tcW w:type="dxa" w:w="2073"/>
+          </w:tcPr>
+          <w:p>
+            <w:pPr>
+              <w:keepNext/>
+              <w:spacing w:before="0" w:after="0" w:line="240" w:lineRule="auto"/>
+              <w:ind w:firstLine="0"/>
+              <w:jc w:val="center"/>
+            </w:pPr>
+            <w:r/>
+            <w:r>
+              <w:rPr>
+                <w:rFonts w:ascii="Times New Roman" w:hAnsi="Times New Roman" w:eastAsia="宋体"/>
+                <w:b w:val="0"/>
+                <w:sz w:val="21"/>
+              </w:rPr>
+              <w:t>1.49±1.75</w:t>
+            </w:r>
+          </w:p>
+        </w:tc>
+        <w:tc>
+          <w:tcPr>
+            <w:tcW w:type="dxa" w:w="814"/>
+          </w:tcPr>
+          <w:p>
+            <w:pPr>
+              <w:keepNext/>
+              <w:spacing w:before="0" w:after="0" w:line="240" w:lineRule="auto"/>
+              <w:ind w:firstLine="0"/>
+              <w:jc w:val="center"/>
+            </w:pPr>
+            <w:r/>
+            <w:r>
+              <w:rPr>
+                <w:rFonts w:ascii="Times New Roman" w:hAnsi="Times New Roman" w:eastAsia="宋体"/>
+                <w:b w:val="0"/>
+                <w:sz w:val="21"/>
+              </w:rPr>
+              <w:t>7542</w:t>
+            </w:r>
+          </w:p>
+        </w:tc>
+        <w:tc>
+          <w:tcPr>
+            <w:tcW w:type="dxa" w:w="815"/>
+          </w:tcPr>
+          <w:p>
+            <w:pPr>
+              <w:keepNext/>
+              <w:spacing w:before="0" w:after="0" w:line="240" w:lineRule="auto"/>
+              <w:ind w:firstLine="0"/>
+              <w:jc w:val="center"/>
+            </w:pPr>
+            <w:r/>
+            <w:r>
+              <w:rPr>
+                <w:rFonts w:ascii="Times New Roman" w:hAnsi="Times New Roman" w:eastAsia="宋体"/>
+                <w:b w:val="0"/>
+                <w:sz w:val="21"/>
+              </w:rPr>
+              <w:t>8089</w:t>
+            </w:r>
+          </w:p>
+        </w:tc>
+        <w:tc>
+          <w:tcPr>
+            <w:tcW w:type="dxa" w:w="1642"/>
+          </w:tcPr>
+          <w:p>
+            <w:pPr>
+              <w:keepNext/>
+              <w:spacing w:before="0" w:after="0" w:line="240" w:lineRule="auto"/>
+              <w:ind w:firstLine="0"/>
+              <w:jc w:val="center"/>
+            </w:pPr>
+            <w:r/>
+            <w:r>
+              <w:rPr>
+                <w:rFonts w:ascii="Times New Roman" w:hAnsi="Times New Roman" w:eastAsia="宋体"/>
+                <w:b w:val="0"/>
+                <w:sz w:val="21"/>
+              </w:rPr>
+              <w:t>10</w:t>
+            </w:r>
+          </w:p>
+        </w:tc>
+      </w:tr>
+      <w:tr>
+        <w:trPr>
+          <w:cantSplit/>
+        </w:trPr>
+        <w:tc>
+          <w:tcPr>
+            <w:tcW w:type="dxa" w:w="1103"/>
+          </w:tcPr>
+          <w:p>
+            <w:pPr>
+              <w:keepNext/>
+              <w:spacing w:before="0" w:after="0" w:line="240" w:lineRule="auto"/>
+              <w:ind w:firstLine="0"/>
+              <w:jc w:val="center"/>
+            </w:pPr>
+            <w:r/>
+            <w:r>
+              <w:rPr>
+                <w:rFonts w:ascii="Times New Roman" w:hAnsi="Times New Roman" w:eastAsia="宋体"/>
+                <w:b w:val="0"/>
+                <w:sz w:val="21"/>
+              </w:rPr>
+              <w:t>st70</w:t>
+            </w:r>
+          </w:p>
+        </w:tc>
+        <w:tc>
+          <w:tcPr>
+            <w:tcW w:type="dxa" w:w="585"/>
+          </w:tcPr>
+          <w:p>
+            <w:pPr>
+              <w:keepNext/>
+              <w:spacing w:before="0" w:after="0" w:line="240" w:lineRule="auto"/>
+              <w:ind w:firstLine="0"/>
+              <w:jc w:val="center"/>
+            </w:pPr>
+            <w:r/>
+            <w:r>
+              <w:rPr>
+                <w:rFonts w:ascii="Times New Roman" w:hAnsi="Times New Roman" w:eastAsia="宋体"/>
+                <w:b w:val="0"/>
+                <w:sz w:val="21"/>
+              </w:rPr>
+              <w:t>A</w:t>
+            </w:r>
+          </w:p>
+        </w:tc>
+        <w:tc>
+          <w:tcPr>
+            <w:tcW w:type="dxa" w:w="1471"/>
+          </w:tcPr>
+          <w:p>
+            <w:pPr>
+              <w:keepNext/>
+              <w:spacing w:before="0" w:after="0" w:line="240" w:lineRule="auto"/>
+              <w:ind w:firstLine="0"/>
+              <w:jc w:val="center"/>
+            </w:pPr>
+            <w:r/>
+            <w:r>
+              <w:rPr>
+                <w:rFonts w:ascii="Times New Roman" w:hAnsi="Times New Roman" w:eastAsia="宋体"/>
+                <w:b w:val="0"/>
+                <w:sz w:val="21"/>
+              </w:rPr>
+              <w:t>1251.50</w:t>
+            </w:r>
+          </w:p>
+        </w:tc>
+        <w:tc>
+          <w:tcPr>
+            <w:tcW w:type="dxa" w:w="2073"/>
+          </w:tcPr>
+          <w:p>
+            <w:pPr>
+              <w:keepNext/>
+              <w:spacing w:before="0" w:after="0" w:line="240" w:lineRule="auto"/>
+              <w:ind w:firstLine="0"/>
+              <w:jc w:val="center"/>
+            </w:pPr>
+            <w:r/>
+            <w:r>
+              <w:rPr>
+                <w:rFonts w:ascii="Times New Roman" w:hAnsi="Times New Roman" w:eastAsia="宋体"/>
+                <w:b w:val="0"/>
+                <w:sz w:val="21"/>
+              </w:rPr>
+              <w:t>85.41±12.00</w:t>
+            </w:r>
+          </w:p>
+        </w:tc>
+        <w:tc>
+          <w:tcPr>
+            <w:tcW w:type="dxa" w:w="814"/>
+          </w:tcPr>
+          <w:p>
+            <w:pPr>
+              <w:keepNext/>
+              <w:spacing w:before="0" w:after="0" w:line="240" w:lineRule="auto"/>
+              <w:ind w:firstLine="0"/>
+              <w:jc w:val="center"/>
+            </w:pPr>
+            <w:r/>
+            <w:r>
+              <w:rPr>
+                <w:rFonts w:ascii="Times New Roman" w:hAnsi="Times New Roman" w:eastAsia="宋体"/>
+                <w:b w:val="0"/>
+                <w:sz w:val="21"/>
+              </w:rPr>
+              <w:t>1098</w:t>
+            </w:r>
+          </w:p>
+        </w:tc>
+        <w:tc>
+          <w:tcPr>
+            <w:tcW w:type="dxa" w:w="815"/>
+          </w:tcPr>
+          <w:p>
+            <w:pPr>
+              <w:keepNext/>
+              <w:spacing w:before="0" w:after="0" w:line="240" w:lineRule="auto"/>
+              <w:ind w:firstLine="0"/>
+              <w:jc w:val="center"/>
+            </w:pPr>
+            <w:r/>
+            <w:r>
+              <w:rPr>
+                <w:rFonts w:ascii="Times New Roman" w:hAnsi="Times New Roman" w:eastAsia="宋体"/>
+                <w:b w:val="0"/>
+                <w:sz w:val="21"/>
+              </w:rPr>
+              <w:t>1399</w:t>
+            </w:r>
+          </w:p>
+        </w:tc>
+        <w:tc>
+          <w:tcPr>
+            <w:tcW w:type="dxa" w:w="1642"/>
+          </w:tcPr>
+          <w:p>
+            <w:pPr>
+              <w:keepNext/>
+              <w:spacing w:before="0" w:after="0" w:line="240" w:lineRule="auto"/>
+              <w:ind w:firstLine="0"/>
+              <w:jc w:val="center"/>
+            </w:pPr>
+            <w:r/>
+            <w:r>
+              <w:rPr>
+                <w:rFonts w:ascii="Times New Roman" w:hAnsi="Times New Roman" w:eastAsia="宋体"/>
+                <w:b w:val="0"/>
+                <w:sz w:val="21"/>
+              </w:rPr>
+              <w:t>0</w:t>
+            </w:r>
+          </w:p>
+        </w:tc>
+      </w:tr>
+      <w:tr>
+        <w:trPr>
+          <w:cantSplit/>
+        </w:trPr>
+        <w:tc>
+          <w:tcPr>
+            <w:tcW w:type="dxa" w:w="1103"/>
+          </w:tcPr>
+          <w:p>
+            <w:pPr>
+              <w:keepNext/>
+              <w:spacing w:before="0" w:after="0" w:line="240" w:lineRule="auto"/>
+              <w:ind w:firstLine="0"/>
+              <w:jc w:val="center"/>
+            </w:pPr>
+            <w:r/>
+            <w:r>
+              <w:rPr>
+                <w:rFonts w:ascii="Times New Roman" w:hAnsi="Times New Roman" w:eastAsia="宋体"/>
+                <w:b w:val="0"/>
+                <w:sz w:val="21"/>
+              </w:rPr>
+              <w:t>st70</w:t>
+            </w:r>
+          </w:p>
+        </w:tc>
+        <w:tc>
+          <w:tcPr>
+            <w:tcW w:type="dxa" w:w="585"/>
+          </w:tcPr>
+          <w:p>
+            <w:pPr>
+              <w:keepNext/>
+              <w:spacing w:before="0" w:after="0" w:line="240" w:lineRule="auto"/>
+              <w:ind w:firstLine="0"/>
+              <w:jc w:val="center"/>
+            </w:pPr>
+            <w:r/>
+            <w:r>
+              <w:rPr>
+                <w:rFonts w:ascii="Times New Roman" w:hAnsi="Times New Roman" w:eastAsia="宋体"/>
+                <w:b w:val="0"/>
+                <w:sz w:val="21"/>
+              </w:rPr>
+              <w:t>B</w:t>
+            </w:r>
+          </w:p>
+        </w:tc>
+        <w:tc>
+          <w:tcPr>
+            <w:tcW w:type="dxa" w:w="1471"/>
+          </w:tcPr>
+          <w:p>
+            <w:pPr>
+              <w:keepNext/>
+              <w:spacing w:before="0" w:after="0" w:line="240" w:lineRule="auto"/>
+              <w:ind w:firstLine="0"/>
+              <w:jc w:val="center"/>
+            </w:pPr>
+            <w:r/>
+            <w:r>
+              <w:rPr>
+                <w:rFonts w:ascii="Times New Roman" w:hAnsi="Times New Roman" w:eastAsia="宋体"/>
+                <w:b w:val="0"/>
+                <w:sz w:val="21"/>
+              </w:rPr>
+              <w:t>706.40</w:t>
+            </w:r>
+          </w:p>
+        </w:tc>
+        <w:tc>
+          <w:tcPr>
+            <w:tcW w:type="dxa" w:w="2073"/>
+          </w:tcPr>
+          <w:p>
+            <w:pPr>
+              <w:keepNext/>
+              <w:spacing w:before="0" w:after="0" w:line="240" w:lineRule="auto"/>
+              <w:ind w:firstLine="0"/>
+              <w:jc w:val="center"/>
+            </w:pPr>
+            <w:r/>
+            <w:r>
+              <w:rPr>
+                <w:rFonts w:ascii="Times New Roman" w:hAnsi="Times New Roman" w:eastAsia="宋体"/>
+                <w:b w:val="0"/>
+                <w:sz w:val="21"/>
+              </w:rPr>
+              <w:t>4.65±2.82</w:t>
+            </w:r>
+          </w:p>
+        </w:tc>
+        <w:tc>
+          <w:tcPr>
+            <w:tcW w:type="dxa" w:w="814"/>
+          </w:tcPr>
+          <w:p>
+            <w:pPr>
+              <w:keepNext/>
+              <w:spacing w:before="0" w:after="0" w:line="240" w:lineRule="auto"/>
+              <w:ind w:firstLine="0"/>
+              <w:jc w:val="center"/>
+            </w:pPr>
+            <w:r/>
+            <w:r>
+              <w:rPr>
+                <w:rFonts w:ascii="Times New Roman" w:hAnsi="Times New Roman" w:eastAsia="宋体"/>
+                <w:b w:val="0"/>
+                <w:sz w:val="21"/>
+              </w:rPr>
+              <w:t>682</w:t>
+            </w:r>
+          </w:p>
+        </w:tc>
+        <w:tc>
+          <w:tcPr>
+            <w:tcW w:type="dxa" w:w="815"/>
+          </w:tcPr>
+          <w:p>
+            <w:pPr>
+              <w:keepNext/>
+              <w:spacing w:before="0" w:after="0" w:line="240" w:lineRule="auto"/>
+              <w:ind w:firstLine="0"/>
+              <w:jc w:val="center"/>
+            </w:pPr>
+            <w:r/>
+            <w:r>
+              <w:rPr>
+                <w:rFonts w:ascii="Times New Roman" w:hAnsi="Times New Roman" w:eastAsia="宋体"/>
+                <w:b w:val="0"/>
+                <w:sz w:val="21"/>
+              </w:rPr>
+              <w:t>754</w:t>
+            </w:r>
+          </w:p>
+        </w:tc>
+        <w:tc>
+          <w:tcPr>
+            <w:tcW w:type="dxa" w:w="1642"/>
+          </w:tcPr>
+          <w:p>
+            <w:pPr>
+              <w:keepNext/>
+              <w:spacing w:before="0" w:after="0" w:line="240" w:lineRule="auto"/>
+              <w:ind w:firstLine="0"/>
+              <w:jc w:val="center"/>
+            </w:pPr>
+            <w:r/>
+            <w:r>
+              <w:rPr>
+                <w:rFonts w:ascii="Times New Roman" w:hAnsi="Times New Roman" w:eastAsia="宋体"/>
+                <w:b w:val="0"/>
+                <w:sz w:val="21"/>
+              </w:rPr>
+              <w:t>0</w:t>
+            </w:r>
+          </w:p>
+        </w:tc>
+      </w:tr>
+      <w:tr>
+        <w:trPr>
+          <w:cantSplit/>
+        </w:trPr>
+        <w:tc>
+          <w:tcPr>
+            <w:tcW w:type="dxa" w:w="1103"/>
+          </w:tcPr>
+          <w:p>
+            <w:pPr>
+              <w:keepNext/>
+              <w:spacing w:before="0" w:after="0" w:line="240" w:lineRule="auto"/>
+              <w:ind w:firstLine="0"/>
+              <w:jc w:val="center"/>
+            </w:pPr>
+            <w:r/>
+            <w:r>
+              <w:rPr>
+                <w:rFonts w:ascii="Times New Roman" w:hAnsi="Times New Roman" w:eastAsia="宋体"/>
+                <w:b w:val="0"/>
+                <w:sz w:val="21"/>
+              </w:rPr>
+              <w:t>st70</w:t>
+            </w:r>
+          </w:p>
+        </w:tc>
+        <w:tc>
+          <w:tcPr>
+            <w:tcW w:type="dxa" w:w="585"/>
+          </w:tcPr>
+          <w:p>
+            <w:pPr>
+              <w:keepNext/>
+              <w:spacing w:before="0" w:after="0" w:line="240" w:lineRule="auto"/>
+              <w:ind w:firstLine="0"/>
+              <w:jc w:val="center"/>
+            </w:pPr>
+            <w:r/>
+            <w:r>
+              <w:rPr>
+                <w:rFonts w:ascii="Times New Roman" w:hAnsi="Times New Roman" w:eastAsia="宋体"/>
+                <w:b w:val="0"/>
+                <w:sz w:val="21"/>
+              </w:rPr>
+              <w:t>C</w:t>
+            </w:r>
+          </w:p>
+        </w:tc>
+        <w:tc>
+          <w:tcPr>
+            <w:tcW w:type="dxa" w:w="1471"/>
+          </w:tcPr>
+          <w:p>
+            <w:pPr>
+              <w:keepNext/>
+              <w:spacing w:before="0" w:after="0" w:line="240" w:lineRule="auto"/>
+              <w:ind w:firstLine="0"/>
+              <w:jc w:val="center"/>
+            </w:pPr>
+            <w:r/>
+            <w:r>
+              <w:rPr>
+                <w:rFonts w:ascii="Times New Roman" w:hAnsi="Times New Roman" w:eastAsia="宋体"/>
+                <w:b w:val="0"/>
+                <w:sz w:val="21"/>
+              </w:rPr>
+              <w:t>771.77</w:t>
+            </w:r>
+          </w:p>
+        </w:tc>
+        <w:tc>
+          <w:tcPr>
+            <w:tcW w:type="dxa" w:w="2073"/>
+          </w:tcPr>
+          <w:p>
+            <w:pPr>
+              <w:keepNext/>
+              <w:spacing w:before="0" w:after="0" w:line="240" w:lineRule="auto"/>
+              <w:ind w:firstLine="0"/>
+              <w:jc w:val="center"/>
+            </w:pPr>
+            <w:r/>
+            <w:r>
+              <w:rPr>
+                <w:rFonts w:ascii="Times New Roman" w:hAnsi="Times New Roman" w:eastAsia="宋体"/>
+                <w:b w:val="0"/>
+                <w:sz w:val="21"/>
+              </w:rPr>
+              <w:t>14.34±2.29</w:t>
+            </w:r>
+          </w:p>
+        </w:tc>
+        <w:tc>
+          <w:tcPr>
+            <w:tcW w:type="dxa" w:w="814"/>
+          </w:tcPr>
+          <w:p>
+            <w:pPr>
+              <w:keepNext/>
+              <w:spacing w:before="0" w:after="0" w:line="240" w:lineRule="auto"/>
+              <w:ind w:firstLine="0"/>
+              <w:jc w:val="center"/>
+            </w:pPr>
+            <w:r/>
+            <w:r>
+              <w:rPr>
+                <w:rFonts w:ascii="Times New Roman" w:hAnsi="Times New Roman" w:eastAsia="宋体"/>
+                <w:b w:val="0"/>
+                <w:sz w:val="21"/>
+              </w:rPr>
+              <w:t>744</w:t>
+            </w:r>
+          </w:p>
+        </w:tc>
+        <w:tc>
+          <w:tcPr>
+            <w:tcW w:type="dxa" w:w="815"/>
+          </w:tcPr>
+          <w:p>
+            <w:pPr>
+              <w:keepNext/>
+              <w:spacing w:before="0" w:after="0" w:line="240" w:lineRule="auto"/>
+              <w:ind w:firstLine="0"/>
+              <w:jc w:val="center"/>
+            </w:pPr>
+            <w:r/>
+            <w:r>
+              <w:rPr>
+                <w:rFonts w:ascii="Times New Roman" w:hAnsi="Times New Roman" w:eastAsia="宋体"/>
+                <w:b w:val="0"/>
+                <w:sz w:val="21"/>
+              </w:rPr>
+              <w:t>797</w:t>
+            </w:r>
+          </w:p>
+        </w:tc>
+        <w:tc>
+          <w:tcPr>
+            <w:tcW w:type="dxa" w:w="1642"/>
+          </w:tcPr>
+          <w:p>
+            <w:pPr>
+              <w:keepNext/>
+              <w:spacing w:before="0" w:after="0" w:line="240" w:lineRule="auto"/>
+              <w:ind w:firstLine="0"/>
+              <w:jc w:val="center"/>
+            </w:pPr>
+            <w:r/>
+            <w:r>
+              <w:rPr>
+                <w:rFonts w:ascii="Times New Roman" w:hAnsi="Times New Roman" w:eastAsia="宋体"/>
+                <w:b w:val="0"/>
+                <w:sz w:val="21"/>
+              </w:rPr>
+              <w:t>0</w:t>
+            </w:r>
+          </w:p>
+        </w:tc>
+      </w:tr>
+      <w:tr>
+        <w:trPr>
+          <w:cantSplit/>
+        </w:trPr>
+        <w:tc>
+          <w:tcPr>
+            <w:tcW w:type="dxa" w:w="1103"/>
+          </w:tcPr>
+          <w:p>
+            <w:pPr>
+              <w:spacing w:before="0" w:after="0" w:line="240" w:lineRule="auto"/>
+              <w:ind w:firstLine="0"/>
+              <w:jc w:val="center"/>
+            </w:pPr>
+            <w:r/>
+            <w:r>
+              <w:rPr>
+                <w:rFonts w:ascii="Times New Roman" w:hAnsi="Times New Roman" w:eastAsia="宋体"/>
+                <w:b w:val="0"/>
+                <w:sz w:val="21"/>
+              </w:rPr>
+              <w:t>st70</w:t>
+            </w:r>
+          </w:p>
+        </w:tc>
+        <w:tc>
+          <w:tcPr>
+            <w:tcW w:type="dxa" w:w="585"/>
+          </w:tcPr>
+          <w:p>
+            <w:pPr>
+              <w:spacing w:before="0" w:after="0" w:line="240" w:lineRule="auto"/>
+              <w:ind w:firstLine="0"/>
+              <w:jc w:val="center"/>
+            </w:pPr>
+            <w:r/>
+            <w:r>
+              <w:rPr>
+                <w:rFonts w:ascii="Times New Roman" w:hAnsi="Times New Roman" w:eastAsia="宋体"/>
+                <w:b w:val="0"/>
+                <w:sz w:val="21"/>
+              </w:rPr>
+              <w:t>D</w:t>
+            </w:r>
+          </w:p>
+        </w:tc>
+        <w:tc>
+          <w:tcPr>
+            <w:tcW w:type="dxa" w:w="1471"/>
+          </w:tcPr>
+          <w:p>
+            <w:pPr>
+              <w:spacing w:before="0" w:after="0" w:line="240" w:lineRule="auto"/>
+              <w:ind w:firstLine="0"/>
+              <w:jc w:val="center"/>
+            </w:pPr>
+            <w:r/>
+            <w:r>
+              <w:rPr>
+                <w:rFonts w:ascii="Times New Roman" w:hAnsi="Times New Roman" w:eastAsia="宋体"/>
+                <w:b w:val="0"/>
+                <w:sz w:val="21"/>
+              </w:rPr>
+              <w:t>721.93</w:t>
+            </w:r>
+          </w:p>
+        </w:tc>
+        <w:tc>
+          <w:tcPr>
+            <w:tcW w:type="dxa" w:w="2073"/>
+          </w:tcPr>
+          <w:p>
+            <w:pPr>
+              <w:spacing w:before="0" w:after="0" w:line="240" w:lineRule="auto"/>
+              <w:ind w:firstLine="0"/>
+              <w:jc w:val="center"/>
+            </w:pPr>
+            <w:r/>
+            <w:r>
+              <w:rPr>
+                <w:rFonts w:ascii="Times New Roman" w:hAnsi="Times New Roman" w:eastAsia="宋体"/>
+                <w:b w:val="0"/>
+                <w:sz w:val="21"/>
+              </w:rPr>
+              <w:t>6.95±0.57</w:t>
+            </w:r>
+          </w:p>
+        </w:tc>
+        <w:tc>
+          <w:tcPr>
+            <w:tcW w:type="dxa" w:w="814"/>
+          </w:tcPr>
+          <w:p>
+            <w:pPr>
+              <w:spacing w:before="0" w:after="0" w:line="240" w:lineRule="auto"/>
+              <w:ind w:firstLine="0"/>
+              <w:jc w:val="center"/>
+            </w:pPr>
+            <w:r/>
+            <w:r>
+              <w:rPr>
+                <w:rFonts w:ascii="Times New Roman" w:hAnsi="Times New Roman" w:eastAsia="宋体"/>
+                <w:b w:val="0"/>
+                <w:sz w:val="21"/>
+              </w:rPr>
+              <w:t>712</w:t>
+            </w:r>
+          </w:p>
+        </w:tc>
+        <w:tc>
+          <w:tcPr>
+            <w:tcW w:type="dxa" w:w="815"/>
+          </w:tcPr>
+          <w:p>
+            <w:pPr>
+              <w:spacing w:before="0" w:after="0" w:line="240" w:lineRule="auto"/>
+              <w:ind w:firstLine="0"/>
+              <w:jc w:val="center"/>
+            </w:pPr>
+            <w:r/>
+            <w:r>
+              <w:rPr>
+                <w:rFonts w:ascii="Times New Roman" w:hAnsi="Times New Roman" w:eastAsia="宋体"/>
+                <w:b w:val="0"/>
+                <w:sz w:val="21"/>
+              </w:rPr>
+              <w:t>728</w:t>
+            </w:r>
+          </w:p>
+        </w:tc>
+        <w:tc>
+          <w:tcPr>
+            <w:tcW w:type="dxa" w:w="1642"/>
+          </w:tcPr>
+          <w:p>
+            <w:pPr>
+              <w:spacing w:before="0" w:after="0" w:line="240" w:lineRule="auto"/>
+              <w:ind w:firstLine="0"/>
+              <w:jc w:val="center"/>
+            </w:pPr>
+            <w:r/>
+            <w:r>
+              <w:rPr>
+                <w:rFonts w:ascii="Times New Roman" w:hAnsi="Times New Roman" w:eastAsia="宋体"/>
+                <w:b w:val="0"/>
+                <w:sz w:val="21"/>
+              </w:rPr>
+              <w:t>0</w:t>
+            </w:r>
+          </w:p>
+        </w:tc>
+      </w:tr>
+    </w:tbl>
+    <w:p>
+      <w:pPr>
+        <w:keepNext/>
+        <w:spacing w:before="120" w:after="120" w:line="360" w:lineRule="auto"/>
+        <w:jc w:val="center"/>
+      </w:pPr>
+      <w:r>
+        <w:rPr>
+          <w:rFonts w:ascii="Times New Roman" w:hAnsi="Times New Roman" w:eastAsia="黑体"/>
+          <w:b/>
+          <w:sz w:val="21"/>
+        </w:rPr>
+        <w:t>表 1（续）主实验描述统计（收敛性与成功率，每格 30 次运行）</w:t>
       </w:r>
     </w:p>
     <w:tbl>
@@ -5504,2425 +7665,6 @@
         </w:trPr>
         <w:tc>
           <w:tcPr>
-            <w:tcW w:type="dxa" w:w="1040"/>
-            <w:tcBorders>
-              <w:bottom w:val="single" w:sz="6" w:space="0" w:color="000000"/>
-            </w:tcBorders>
-          </w:tcPr>
-          <w:p>
-            <w:pPr>
-              <w:keepNext/>
-              <w:spacing w:before="0" w:after="0" w:line="240" w:lineRule="auto"/>
-              <w:ind w:firstLine="0"/>
-              <w:jc w:val="center"/>
-            </w:pPr>
-            <w:r/>
-            <w:r>
-              <w:rPr>
-                <w:rFonts w:ascii="Times New Roman" w:hAnsi="Times New Roman" w:eastAsia="宋体"/>
-                <w:b/>
-                <w:sz w:val="21"/>
-              </w:rPr>
-              <w:t>实例</w:t>
-            </w:r>
-          </w:p>
-        </w:tc>
-        <w:tc>
-          <w:tcPr>
-            <w:tcW w:type="dxa" w:w="565"/>
-            <w:tcBorders>
-              <w:bottom w:val="single" w:sz="6" w:space="0" w:color="000000"/>
-            </w:tcBorders>
-          </w:tcPr>
-          <w:p>
-            <w:pPr>
-              <w:keepNext/>
-              <w:spacing w:before="0" w:after="0" w:line="240" w:lineRule="auto"/>
-              <w:ind w:firstLine="0"/>
-              <w:jc w:val="center"/>
-            </w:pPr>
-            <w:r/>
-            <w:r>
-              <w:rPr>
-                <w:rFonts w:ascii="Times New Roman" w:hAnsi="Times New Roman" w:eastAsia="宋体"/>
-                <w:b/>
-                <w:sz w:val="21"/>
-              </w:rPr>
-              <w:t>策略</w:t>
-            </w:r>
-          </w:p>
-        </w:tc>
-        <w:tc>
-          <w:tcPr>
-            <w:tcW w:type="dxa" w:w="1391"/>
-            <w:tcBorders>
-              <w:bottom w:val="single" w:sz="6" w:space="0" w:color="000000"/>
-            </w:tcBorders>
-          </w:tcPr>
-          <w:p>
-            <w:pPr>
-              <w:keepNext/>
-              <w:spacing w:before="0" w:after="0" w:line="240" w:lineRule="auto"/>
-              <w:ind w:firstLine="0"/>
-              <w:jc w:val="center"/>
-            </w:pPr>
-            <w:r/>
-            <w:r>
-              <w:rPr>
-                <w:rFonts w:ascii="Times New Roman" w:hAnsi="Times New Roman" w:eastAsia="宋体"/>
-                <w:b/>
-                <w:sz w:val="21"/>
-              </w:rPr>
-              <w:t>平均路径长度</w:t>
-            </w:r>
-          </w:p>
-        </w:tc>
-        <w:tc>
-          <w:tcPr>
-            <w:tcW w:type="dxa" w:w="1391"/>
-            <w:tcBorders>
-              <w:bottom w:val="single" w:sz="6" w:space="0" w:color="000000"/>
-            </w:tcBorders>
-          </w:tcPr>
-          <w:p>
-            <w:pPr>
-              <w:keepNext/>
-              <w:spacing w:before="0" w:after="0" w:line="240" w:lineRule="auto"/>
-              <w:ind w:firstLine="0"/>
-              <w:jc w:val="center"/>
-            </w:pPr>
-            <w:r/>
-            <w:r>
-              <w:rPr>
-                <w:rFonts w:ascii="Times New Roman" w:hAnsi="Times New Roman" w:eastAsia="宋体"/>
-                <w:b/>
-                <w:sz w:val="21"/>
-              </w:rPr>
-              <w:t>平均偏差率/%</w:t>
-            </w:r>
-          </w:p>
-        </w:tc>
-        <w:tc>
-          <w:tcPr>
-            <w:tcW w:type="dxa" w:w="1081"/>
-            <w:tcBorders>
-              <w:bottom w:val="single" w:sz="6" w:space="0" w:color="000000"/>
-            </w:tcBorders>
-          </w:tcPr>
-          <w:p>
-            <w:pPr>
-              <w:keepNext/>
-              <w:spacing w:before="0" w:after="0" w:line="240" w:lineRule="auto"/>
-              <w:ind w:firstLine="0"/>
-              <w:jc w:val="center"/>
-            </w:pPr>
-            <w:r/>
-            <w:r>
-              <w:rPr>
-                <w:rFonts w:ascii="Times New Roman" w:hAnsi="Times New Roman" w:eastAsia="宋体"/>
-                <w:b/>
-                <w:sz w:val="21"/>
-              </w:rPr>
-              <w:t>偏差率 SD</w:t>
-            </w:r>
-          </w:p>
-        </w:tc>
-        <w:tc>
-          <w:tcPr>
-            <w:tcW w:type="dxa" w:w="772"/>
-            <w:tcBorders>
-              <w:bottom w:val="single" w:sz="6" w:space="0" w:color="000000"/>
-            </w:tcBorders>
-          </w:tcPr>
-          <w:p>
-            <w:pPr>
-              <w:keepNext/>
-              <w:spacing w:before="0" w:after="0" w:line="240" w:lineRule="auto"/>
-              <w:ind w:firstLine="0"/>
-              <w:jc w:val="center"/>
-            </w:pPr>
-            <w:r/>
-            <w:r>
-              <w:rPr>
-                <w:rFonts w:ascii="Times New Roman" w:hAnsi="Times New Roman" w:eastAsia="宋体"/>
-                <w:b/>
-                <w:sz w:val="21"/>
-              </w:rPr>
-              <w:t>最小值</w:t>
-            </w:r>
-          </w:p>
-        </w:tc>
-        <w:tc>
-          <w:tcPr>
-            <w:tcW w:type="dxa" w:w="772"/>
-            <w:tcBorders>
-              <w:bottom w:val="single" w:sz="6" w:space="0" w:color="000000"/>
-            </w:tcBorders>
-          </w:tcPr>
-          <w:p>
-            <w:pPr>
-              <w:keepNext/>
-              <w:spacing w:before="0" w:after="0" w:line="240" w:lineRule="auto"/>
-              <w:ind w:firstLine="0"/>
-              <w:jc w:val="center"/>
-            </w:pPr>
-            <w:r/>
-            <w:r>
-              <w:rPr>
-                <w:rFonts w:ascii="Times New Roman" w:hAnsi="Times New Roman" w:eastAsia="宋体"/>
-                <w:b/>
-                <w:sz w:val="21"/>
-              </w:rPr>
-              <w:t>最大值</w:t>
-            </w:r>
-          </w:p>
-        </w:tc>
-        <w:tc>
-          <w:tcPr>
-            <w:tcW w:type="dxa" w:w="1494"/>
-            <w:tcBorders>
-              <w:bottom w:val="single" w:sz="6" w:space="0" w:color="000000"/>
-            </w:tcBorders>
-          </w:tcPr>
-          <w:p>
-            <w:pPr>
-              <w:keepNext/>
-              <w:spacing w:before="0" w:after="0" w:line="240" w:lineRule="auto"/>
-              <w:ind w:firstLine="0"/>
-              <w:jc w:val="center"/>
-            </w:pPr>
-            <w:r/>
-            <w:r>
-              <w:rPr>
-                <w:rFonts w:ascii="Times New Roman" w:hAnsi="Times New Roman" w:eastAsia="宋体"/>
-                <w:b/>
-                <w:sz w:val="21"/>
-              </w:rPr>
-              <w:t>命中最优(/30)</w:t>
-            </w:r>
-          </w:p>
-        </w:tc>
-      </w:tr>
-      <w:tr>
-        <w:trPr>
-          <w:cantSplit/>
-        </w:trPr>
-        <w:tc>
-          <w:tcPr>
-            <w:tcW w:type="dxa" w:w="1040"/>
-          </w:tcPr>
-          <w:p>
-            <w:pPr>
-              <w:keepNext/>
-              <w:spacing w:before="0" w:after="0" w:line="240" w:lineRule="auto"/>
-              <w:ind w:firstLine="0"/>
-              <w:jc w:val="center"/>
-            </w:pPr>
-            <w:r/>
-            <w:r>
-              <w:rPr>
-                <w:rFonts w:ascii="Times New Roman" w:hAnsi="Times New Roman" w:eastAsia="宋体"/>
-                <w:b w:val="0"/>
-                <w:sz w:val="21"/>
-              </w:rPr>
-              <w:t>eil51</w:t>
-            </w:r>
-          </w:p>
-        </w:tc>
-        <w:tc>
-          <w:tcPr>
-            <w:tcW w:type="dxa" w:w="565"/>
-          </w:tcPr>
-          <w:p>
-            <w:pPr>
-              <w:keepNext/>
-              <w:spacing w:before="0" w:after="0" w:line="240" w:lineRule="auto"/>
-              <w:ind w:firstLine="0"/>
-              <w:jc w:val="center"/>
-            </w:pPr>
-            <w:r/>
-            <w:r>
-              <w:rPr>
-                <w:rFonts w:ascii="Times New Roman" w:hAnsi="Times New Roman" w:eastAsia="宋体"/>
-                <w:b w:val="0"/>
-                <w:sz w:val="21"/>
-              </w:rPr>
-              <w:t>A</w:t>
-            </w:r>
-          </w:p>
-        </w:tc>
-        <w:tc>
-          <w:tcPr>
-            <w:tcW w:type="dxa" w:w="1391"/>
-          </w:tcPr>
-          <w:p>
-            <w:pPr>
-              <w:keepNext/>
-              <w:spacing w:before="0" w:after="0" w:line="240" w:lineRule="auto"/>
-              <w:ind w:firstLine="0"/>
-              <w:jc w:val="center"/>
-            </w:pPr>
-            <w:r/>
-            <w:r>
-              <w:rPr>
-                <w:rFonts w:ascii="Times New Roman" w:hAnsi="Times New Roman" w:eastAsia="宋体"/>
-                <w:b w:val="0"/>
-                <w:sz w:val="21"/>
-              </w:rPr>
-              <w:t>596.83</w:t>
-            </w:r>
-          </w:p>
-        </w:tc>
-        <w:tc>
-          <w:tcPr>
-            <w:tcW w:type="dxa" w:w="1391"/>
-          </w:tcPr>
-          <w:p>
-            <w:pPr>
-              <w:keepNext/>
-              <w:spacing w:before="0" w:after="0" w:line="240" w:lineRule="auto"/>
-              <w:ind w:firstLine="0"/>
-              <w:jc w:val="center"/>
-            </w:pPr>
-            <w:r/>
-            <w:r>
-              <w:rPr>
-                <w:rFonts w:ascii="Times New Roman" w:hAnsi="Times New Roman" w:eastAsia="宋体"/>
-                <w:b w:val="0"/>
-                <w:sz w:val="21"/>
-              </w:rPr>
-              <w:t>40.10</w:t>
-            </w:r>
-          </w:p>
-        </w:tc>
-        <w:tc>
-          <w:tcPr>
-            <w:tcW w:type="dxa" w:w="1081"/>
-          </w:tcPr>
-          <w:p>
-            <w:pPr>
-              <w:keepNext/>
-              <w:spacing w:before="0" w:after="0" w:line="240" w:lineRule="auto"/>
-              <w:ind w:firstLine="0"/>
-              <w:jc w:val="center"/>
-            </w:pPr>
-            <w:r/>
-            <w:r>
-              <w:rPr>
-                <w:rFonts w:ascii="Times New Roman" w:hAnsi="Times New Roman" w:eastAsia="宋体"/>
-                <w:b w:val="0"/>
-                <w:sz w:val="21"/>
-              </w:rPr>
-              <w:t>9.91</w:t>
-            </w:r>
-          </w:p>
-        </w:tc>
-        <w:tc>
-          <w:tcPr>
-            <w:tcW w:type="dxa" w:w="772"/>
-          </w:tcPr>
-          <w:p>
-            <w:pPr>
-              <w:keepNext/>
-              <w:spacing w:before="0" w:after="0" w:line="240" w:lineRule="auto"/>
-              <w:ind w:firstLine="0"/>
-              <w:jc w:val="center"/>
-            </w:pPr>
-            <w:r/>
-            <w:r>
-              <w:rPr>
-                <w:rFonts w:ascii="Times New Roman" w:hAnsi="Times New Roman" w:eastAsia="宋体"/>
-                <w:b w:val="0"/>
-                <w:sz w:val="21"/>
-              </w:rPr>
-              <w:t>487</w:t>
-            </w:r>
-          </w:p>
-        </w:tc>
-        <w:tc>
-          <w:tcPr>
-            <w:tcW w:type="dxa" w:w="772"/>
-          </w:tcPr>
-          <w:p>
-            <w:pPr>
-              <w:keepNext/>
-              <w:spacing w:before="0" w:after="0" w:line="240" w:lineRule="auto"/>
-              <w:ind w:firstLine="0"/>
-              <w:jc w:val="center"/>
-            </w:pPr>
-            <w:r/>
-            <w:r>
-              <w:rPr>
-                <w:rFonts w:ascii="Times New Roman" w:hAnsi="Times New Roman" w:eastAsia="宋体"/>
-                <w:b w:val="0"/>
-                <w:sz w:val="21"/>
-              </w:rPr>
-              <w:t>684</w:t>
-            </w:r>
-          </w:p>
-        </w:tc>
-        <w:tc>
-          <w:tcPr>
-            <w:tcW w:type="dxa" w:w="1494"/>
-          </w:tcPr>
-          <w:p>
-            <w:pPr>
-              <w:keepNext/>
-              <w:spacing w:before="0" w:after="0" w:line="240" w:lineRule="auto"/>
-              <w:ind w:firstLine="0"/>
-              <w:jc w:val="center"/>
-            </w:pPr>
-            <w:r/>
-            <w:r>
-              <w:rPr>
-                <w:rFonts w:ascii="Times New Roman" w:hAnsi="Times New Roman" w:eastAsia="宋体"/>
-                <w:b w:val="0"/>
-                <w:sz w:val="21"/>
-              </w:rPr>
-              <w:t>0</w:t>
-            </w:r>
-          </w:p>
-        </w:tc>
-      </w:tr>
-      <w:tr>
-        <w:trPr>
-          <w:cantSplit/>
-        </w:trPr>
-        <w:tc>
-          <w:tcPr>
-            <w:tcW w:type="dxa" w:w="1040"/>
-          </w:tcPr>
-          <w:p>
-            <w:pPr>
-              <w:keepNext/>
-              <w:spacing w:before="0" w:after="0" w:line="240" w:lineRule="auto"/>
-              <w:ind w:firstLine="0"/>
-              <w:jc w:val="center"/>
-            </w:pPr>
-            <w:r/>
-            <w:r>
-              <w:rPr>
-                <w:rFonts w:ascii="Times New Roman" w:hAnsi="Times New Roman" w:eastAsia="宋体"/>
-                <w:b w:val="0"/>
-                <w:sz w:val="21"/>
-              </w:rPr>
-              <w:t>eil51</w:t>
-            </w:r>
-          </w:p>
-        </w:tc>
-        <w:tc>
-          <w:tcPr>
-            <w:tcW w:type="dxa" w:w="565"/>
-          </w:tcPr>
-          <w:p>
-            <w:pPr>
-              <w:keepNext/>
-              <w:spacing w:before="0" w:after="0" w:line="240" w:lineRule="auto"/>
-              <w:ind w:firstLine="0"/>
-              <w:jc w:val="center"/>
-            </w:pPr>
-            <w:r/>
-            <w:r>
-              <w:rPr>
-                <w:rFonts w:ascii="Times New Roman" w:hAnsi="Times New Roman" w:eastAsia="宋体"/>
-                <w:b w:val="0"/>
-                <w:sz w:val="21"/>
-              </w:rPr>
-              <w:t>B</w:t>
-            </w:r>
-          </w:p>
-        </w:tc>
-        <w:tc>
-          <w:tcPr>
-            <w:tcW w:type="dxa" w:w="1391"/>
-          </w:tcPr>
-          <w:p>
-            <w:pPr>
-              <w:keepNext/>
-              <w:spacing w:before="0" w:after="0" w:line="240" w:lineRule="auto"/>
-              <w:ind w:firstLine="0"/>
-              <w:jc w:val="center"/>
-            </w:pPr>
-            <w:r/>
-            <w:r>
-              <w:rPr>
-                <w:rFonts w:ascii="Times New Roman" w:hAnsi="Times New Roman" w:eastAsia="宋体"/>
-                <w:b w:val="0"/>
-                <w:sz w:val="21"/>
-              </w:rPr>
-              <w:t>443.97</w:t>
-            </w:r>
-          </w:p>
-        </w:tc>
-        <w:tc>
-          <w:tcPr>
-            <w:tcW w:type="dxa" w:w="1391"/>
-          </w:tcPr>
-          <w:p>
-            <w:pPr>
-              <w:keepNext/>
-              <w:spacing w:before="0" w:after="0" w:line="240" w:lineRule="auto"/>
-              <w:ind w:firstLine="0"/>
-              <w:jc w:val="center"/>
-            </w:pPr>
-            <w:r/>
-            <w:r>
-              <w:rPr>
-                <w:rFonts w:ascii="Times New Roman" w:hAnsi="Times New Roman" w:eastAsia="宋体"/>
-                <w:b w:val="0"/>
-                <w:sz w:val="21"/>
-              </w:rPr>
-              <w:t>4.22</w:t>
-            </w:r>
-          </w:p>
-        </w:tc>
-        <w:tc>
-          <w:tcPr>
-            <w:tcW w:type="dxa" w:w="1081"/>
-          </w:tcPr>
-          <w:p>
-            <w:pPr>
-              <w:keepNext/>
-              <w:spacing w:before="0" w:after="0" w:line="240" w:lineRule="auto"/>
-              <w:ind w:firstLine="0"/>
-              <w:jc w:val="center"/>
-            </w:pPr>
-            <w:r/>
-            <w:r>
-              <w:rPr>
-                <w:rFonts w:ascii="Times New Roman" w:hAnsi="Times New Roman" w:eastAsia="宋体"/>
-                <w:b w:val="0"/>
-                <w:sz w:val="21"/>
-              </w:rPr>
-              <w:t>1.77</w:t>
-            </w:r>
-          </w:p>
-        </w:tc>
-        <w:tc>
-          <w:tcPr>
-            <w:tcW w:type="dxa" w:w="772"/>
-          </w:tcPr>
-          <w:p>
-            <w:pPr>
-              <w:keepNext/>
-              <w:spacing w:before="0" w:after="0" w:line="240" w:lineRule="auto"/>
-              <w:ind w:firstLine="0"/>
-              <w:jc w:val="center"/>
-            </w:pPr>
-            <w:r/>
-            <w:r>
-              <w:rPr>
-                <w:rFonts w:ascii="Times New Roman" w:hAnsi="Times New Roman" w:eastAsia="宋体"/>
-                <w:b w:val="0"/>
-                <w:sz w:val="21"/>
-              </w:rPr>
-              <w:t>432</w:t>
-            </w:r>
-          </w:p>
-        </w:tc>
-        <w:tc>
-          <w:tcPr>
-            <w:tcW w:type="dxa" w:w="772"/>
-          </w:tcPr>
-          <w:p>
-            <w:pPr>
-              <w:keepNext/>
-              <w:spacing w:before="0" w:after="0" w:line="240" w:lineRule="auto"/>
-              <w:ind w:firstLine="0"/>
-              <w:jc w:val="center"/>
-            </w:pPr>
-            <w:r/>
-            <w:r>
-              <w:rPr>
-                <w:rFonts w:ascii="Times New Roman" w:hAnsi="Times New Roman" w:eastAsia="宋体"/>
-                <w:b w:val="0"/>
-                <w:sz w:val="21"/>
-              </w:rPr>
-              <w:t>464</w:t>
-            </w:r>
-          </w:p>
-        </w:tc>
-        <w:tc>
-          <w:tcPr>
-            <w:tcW w:type="dxa" w:w="1494"/>
-          </w:tcPr>
-          <w:p>
-            <w:pPr>
-              <w:keepNext/>
-              <w:spacing w:before="0" w:after="0" w:line="240" w:lineRule="auto"/>
-              <w:ind w:firstLine="0"/>
-              <w:jc w:val="center"/>
-            </w:pPr>
-            <w:r/>
-            <w:r>
-              <w:rPr>
-                <w:rFonts w:ascii="Times New Roman" w:hAnsi="Times New Roman" w:eastAsia="宋体"/>
-                <w:b w:val="0"/>
-                <w:sz w:val="21"/>
-              </w:rPr>
-              <w:t>0</w:t>
-            </w:r>
-          </w:p>
-        </w:tc>
-      </w:tr>
-      <w:tr>
-        <w:trPr>
-          <w:cantSplit/>
-        </w:trPr>
-        <w:tc>
-          <w:tcPr>
-            <w:tcW w:type="dxa" w:w="1040"/>
-          </w:tcPr>
-          <w:p>
-            <w:pPr>
-              <w:keepNext/>
-              <w:spacing w:before="0" w:after="0" w:line="240" w:lineRule="auto"/>
-              <w:ind w:firstLine="0"/>
-              <w:jc w:val="center"/>
-            </w:pPr>
-            <w:r/>
-            <w:r>
-              <w:rPr>
-                <w:rFonts w:ascii="Times New Roman" w:hAnsi="Times New Roman" w:eastAsia="宋体"/>
-                <w:b w:val="0"/>
-                <w:sz w:val="21"/>
-              </w:rPr>
-              <w:t>eil51</w:t>
-            </w:r>
-          </w:p>
-        </w:tc>
-        <w:tc>
-          <w:tcPr>
-            <w:tcW w:type="dxa" w:w="565"/>
-          </w:tcPr>
-          <w:p>
-            <w:pPr>
-              <w:keepNext/>
-              <w:spacing w:before="0" w:after="0" w:line="240" w:lineRule="auto"/>
-              <w:ind w:firstLine="0"/>
-              <w:jc w:val="center"/>
-            </w:pPr>
-            <w:r/>
-            <w:r>
-              <w:rPr>
-                <w:rFonts w:ascii="Times New Roman" w:hAnsi="Times New Roman" w:eastAsia="宋体"/>
-                <w:b w:val="0"/>
-                <w:sz w:val="21"/>
-              </w:rPr>
-              <w:t>C</w:t>
-            </w:r>
-          </w:p>
-        </w:tc>
-        <w:tc>
-          <w:tcPr>
-            <w:tcW w:type="dxa" w:w="1391"/>
-          </w:tcPr>
-          <w:p>
-            <w:pPr>
-              <w:keepNext/>
-              <w:spacing w:before="0" w:after="0" w:line="240" w:lineRule="auto"/>
-              <w:ind w:firstLine="0"/>
-              <w:jc w:val="center"/>
-            </w:pPr>
-            <w:r/>
-            <w:r>
-              <w:rPr>
-                <w:rFonts w:ascii="Times New Roman" w:hAnsi="Times New Roman" w:eastAsia="宋体"/>
-                <w:b w:val="0"/>
-                <w:sz w:val="21"/>
-              </w:rPr>
-              <w:t>465.60</w:t>
-            </w:r>
-          </w:p>
-        </w:tc>
-        <w:tc>
-          <w:tcPr>
-            <w:tcW w:type="dxa" w:w="1391"/>
-          </w:tcPr>
-          <w:p>
-            <w:pPr>
-              <w:keepNext/>
-              <w:spacing w:before="0" w:after="0" w:line="240" w:lineRule="auto"/>
-              <w:ind w:firstLine="0"/>
-              <w:jc w:val="center"/>
-            </w:pPr>
-            <w:r/>
-            <w:r>
-              <w:rPr>
-                <w:rFonts w:ascii="Times New Roman" w:hAnsi="Times New Roman" w:eastAsia="宋体"/>
-                <w:b w:val="0"/>
-                <w:sz w:val="21"/>
-              </w:rPr>
-              <w:t>9.30</w:t>
-            </w:r>
-          </w:p>
-        </w:tc>
-        <w:tc>
-          <w:tcPr>
-            <w:tcW w:type="dxa" w:w="1081"/>
-          </w:tcPr>
-          <w:p>
-            <w:pPr>
-              <w:keepNext/>
-              <w:spacing w:before="0" w:after="0" w:line="240" w:lineRule="auto"/>
-              <w:ind w:firstLine="0"/>
-              <w:jc w:val="center"/>
-            </w:pPr>
-            <w:r/>
-            <w:r>
-              <w:rPr>
-                <w:rFonts w:ascii="Times New Roman" w:hAnsi="Times New Roman" w:eastAsia="宋体"/>
-                <w:b w:val="0"/>
-                <w:sz w:val="21"/>
-              </w:rPr>
-              <w:t>1.30</w:t>
-            </w:r>
-          </w:p>
-        </w:tc>
-        <w:tc>
-          <w:tcPr>
-            <w:tcW w:type="dxa" w:w="772"/>
-          </w:tcPr>
-          <w:p>
-            <w:pPr>
-              <w:keepNext/>
-              <w:spacing w:before="0" w:after="0" w:line="240" w:lineRule="auto"/>
-              <w:ind w:firstLine="0"/>
-              <w:jc w:val="center"/>
-            </w:pPr>
-            <w:r/>
-            <w:r>
-              <w:rPr>
-                <w:rFonts w:ascii="Times New Roman" w:hAnsi="Times New Roman" w:eastAsia="宋体"/>
-                <w:b w:val="0"/>
-                <w:sz w:val="21"/>
-              </w:rPr>
-              <w:t>457</w:t>
-            </w:r>
-          </w:p>
-        </w:tc>
-        <w:tc>
-          <w:tcPr>
-            <w:tcW w:type="dxa" w:w="772"/>
-          </w:tcPr>
-          <w:p>
-            <w:pPr>
-              <w:keepNext/>
-              <w:spacing w:before="0" w:after="0" w:line="240" w:lineRule="auto"/>
-              <w:ind w:firstLine="0"/>
-              <w:jc w:val="center"/>
-            </w:pPr>
-            <w:r/>
-            <w:r>
-              <w:rPr>
-                <w:rFonts w:ascii="Times New Roman" w:hAnsi="Times New Roman" w:eastAsia="宋体"/>
-                <w:b w:val="0"/>
-                <w:sz w:val="21"/>
-              </w:rPr>
-              <w:t>481</w:t>
-            </w:r>
-          </w:p>
-        </w:tc>
-        <w:tc>
-          <w:tcPr>
-            <w:tcW w:type="dxa" w:w="1494"/>
-          </w:tcPr>
-          <w:p>
-            <w:pPr>
-              <w:keepNext/>
-              <w:spacing w:before="0" w:after="0" w:line="240" w:lineRule="auto"/>
-              <w:ind w:firstLine="0"/>
-              <w:jc w:val="center"/>
-            </w:pPr>
-            <w:r/>
-            <w:r>
-              <w:rPr>
-                <w:rFonts w:ascii="Times New Roman" w:hAnsi="Times New Roman" w:eastAsia="宋体"/>
-                <w:b w:val="0"/>
-                <w:sz w:val="21"/>
-              </w:rPr>
-              <w:t>0</w:t>
-            </w:r>
-          </w:p>
-        </w:tc>
-      </w:tr>
-      <w:tr>
-        <w:trPr>
-          <w:cantSplit/>
-        </w:trPr>
-        <w:tc>
-          <w:tcPr>
-            <w:tcW w:type="dxa" w:w="1040"/>
-          </w:tcPr>
-          <w:p>
-            <w:pPr>
-              <w:keepNext/>
-              <w:spacing w:before="0" w:after="0" w:line="240" w:lineRule="auto"/>
-              <w:ind w:firstLine="0"/>
-              <w:jc w:val="center"/>
-            </w:pPr>
-            <w:r/>
-            <w:r>
-              <w:rPr>
-                <w:rFonts w:ascii="Times New Roman" w:hAnsi="Times New Roman" w:eastAsia="宋体"/>
-                <w:b w:val="0"/>
-                <w:sz w:val="21"/>
-              </w:rPr>
-              <w:t>eil51</w:t>
-            </w:r>
-          </w:p>
-        </w:tc>
-        <w:tc>
-          <w:tcPr>
-            <w:tcW w:type="dxa" w:w="565"/>
-          </w:tcPr>
-          <w:p>
-            <w:pPr>
-              <w:keepNext/>
-              <w:spacing w:before="0" w:after="0" w:line="240" w:lineRule="auto"/>
-              <w:ind w:firstLine="0"/>
-              <w:jc w:val="center"/>
-            </w:pPr>
-            <w:r/>
-            <w:r>
-              <w:rPr>
-                <w:rFonts w:ascii="Times New Roman" w:hAnsi="Times New Roman" w:eastAsia="宋体"/>
-                <w:b w:val="0"/>
-                <w:sz w:val="21"/>
-              </w:rPr>
-              <w:t>D</w:t>
-            </w:r>
-          </w:p>
-        </w:tc>
-        <w:tc>
-          <w:tcPr>
-            <w:tcW w:type="dxa" w:w="1391"/>
-          </w:tcPr>
-          <w:p>
-            <w:pPr>
-              <w:keepNext/>
-              <w:spacing w:before="0" w:after="0" w:line="240" w:lineRule="auto"/>
-              <w:ind w:firstLine="0"/>
-              <w:jc w:val="center"/>
-            </w:pPr>
-            <w:r/>
-            <w:r>
-              <w:rPr>
-                <w:rFonts w:ascii="Times New Roman" w:hAnsi="Times New Roman" w:eastAsia="宋体"/>
-                <w:b w:val="0"/>
-                <w:sz w:val="21"/>
-              </w:rPr>
-              <w:t>431.47</w:t>
-            </w:r>
-          </w:p>
-        </w:tc>
-        <w:tc>
-          <w:tcPr>
-            <w:tcW w:type="dxa" w:w="1391"/>
-          </w:tcPr>
-          <w:p>
-            <w:pPr>
-              <w:keepNext/>
-              <w:spacing w:before="0" w:after="0" w:line="240" w:lineRule="auto"/>
-              <w:ind w:firstLine="0"/>
-              <w:jc w:val="center"/>
-            </w:pPr>
-            <w:r/>
-            <w:r>
-              <w:rPr>
-                <w:rFonts w:ascii="Times New Roman" w:hAnsi="Times New Roman" w:eastAsia="宋体"/>
-                <w:b w:val="0"/>
-                <w:sz w:val="21"/>
-              </w:rPr>
-              <w:t>1.28</w:t>
-            </w:r>
-          </w:p>
-        </w:tc>
-        <w:tc>
-          <w:tcPr>
-            <w:tcW w:type="dxa" w:w="1081"/>
-          </w:tcPr>
-          <w:p>
-            <w:pPr>
-              <w:keepNext/>
-              <w:spacing w:before="0" w:after="0" w:line="240" w:lineRule="auto"/>
-              <w:ind w:firstLine="0"/>
-              <w:jc w:val="center"/>
-            </w:pPr>
-            <w:r/>
-            <w:r>
-              <w:rPr>
-                <w:rFonts w:ascii="Times New Roman" w:hAnsi="Times New Roman" w:eastAsia="宋体"/>
-                <w:b w:val="0"/>
-                <w:sz w:val="21"/>
-              </w:rPr>
-              <w:t>1.33</w:t>
-            </w:r>
-          </w:p>
-        </w:tc>
-        <w:tc>
-          <w:tcPr>
-            <w:tcW w:type="dxa" w:w="772"/>
-          </w:tcPr>
-          <w:p>
-            <w:pPr>
-              <w:keepNext/>
-              <w:spacing w:before="0" w:after="0" w:line="240" w:lineRule="auto"/>
-              <w:ind w:firstLine="0"/>
-              <w:jc w:val="center"/>
-            </w:pPr>
-            <w:r/>
-            <w:r>
-              <w:rPr>
-                <w:rFonts w:ascii="Times New Roman" w:hAnsi="Times New Roman" w:eastAsia="宋体"/>
-                <w:b w:val="0"/>
-                <w:sz w:val="21"/>
-              </w:rPr>
-              <w:t>428</w:t>
-            </w:r>
-          </w:p>
-        </w:tc>
-        <w:tc>
-          <w:tcPr>
-            <w:tcW w:type="dxa" w:w="772"/>
-          </w:tcPr>
-          <w:p>
-            <w:pPr>
-              <w:keepNext/>
-              <w:spacing w:before="0" w:after="0" w:line="240" w:lineRule="auto"/>
-              <w:ind w:firstLine="0"/>
-              <w:jc w:val="center"/>
-            </w:pPr>
-            <w:r/>
-            <w:r>
-              <w:rPr>
-                <w:rFonts w:ascii="Times New Roman" w:hAnsi="Times New Roman" w:eastAsia="宋体"/>
-                <w:b w:val="0"/>
-                <w:sz w:val="21"/>
-              </w:rPr>
-              <w:t>451</w:t>
-            </w:r>
-          </w:p>
-        </w:tc>
-        <w:tc>
-          <w:tcPr>
-            <w:tcW w:type="dxa" w:w="1494"/>
-          </w:tcPr>
-          <w:p>
-            <w:pPr>
-              <w:keepNext/>
-              <w:spacing w:before="0" w:after="0" w:line="240" w:lineRule="auto"/>
-              <w:ind w:firstLine="0"/>
-              <w:jc w:val="center"/>
-            </w:pPr>
-            <w:r/>
-            <w:r>
-              <w:rPr>
-                <w:rFonts w:ascii="Times New Roman" w:hAnsi="Times New Roman" w:eastAsia="宋体"/>
-                <w:b w:val="0"/>
-                <w:sz w:val="21"/>
-              </w:rPr>
-              <w:t>0</w:t>
-            </w:r>
-          </w:p>
-        </w:tc>
-      </w:tr>
-      <w:tr>
-        <w:trPr>
-          <w:cantSplit/>
-        </w:trPr>
-        <w:tc>
-          <w:tcPr>
-            <w:tcW w:type="dxa" w:w="1040"/>
-          </w:tcPr>
-          <w:p>
-            <w:pPr>
-              <w:keepNext/>
-              <w:spacing w:before="0" w:after="0" w:line="240" w:lineRule="auto"/>
-              <w:ind w:firstLine="0"/>
-              <w:jc w:val="center"/>
-            </w:pPr>
-            <w:r/>
-            <w:r>
-              <w:rPr>
-                <w:rFonts w:ascii="Times New Roman" w:hAnsi="Times New Roman" w:eastAsia="宋体"/>
-                <w:b w:val="0"/>
-                <w:sz w:val="21"/>
-              </w:rPr>
-              <w:t>berlin52</w:t>
-            </w:r>
-          </w:p>
-        </w:tc>
-        <w:tc>
-          <w:tcPr>
-            <w:tcW w:type="dxa" w:w="565"/>
-          </w:tcPr>
-          <w:p>
-            <w:pPr>
-              <w:keepNext/>
-              <w:spacing w:before="0" w:after="0" w:line="240" w:lineRule="auto"/>
-              <w:ind w:firstLine="0"/>
-              <w:jc w:val="center"/>
-            </w:pPr>
-            <w:r/>
-            <w:r>
-              <w:rPr>
-                <w:rFonts w:ascii="Times New Roman" w:hAnsi="Times New Roman" w:eastAsia="宋体"/>
-                <w:b w:val="0"/>
-                <w:sz w:val="21"/>
-              </w:rPr>
-              <w:t>A</w:t>
-            </w:r>
-          </w:p>
-        </w:tc>
-        <w:tc>
-          <w:tcPr>
-            <w:tcW w:type="dxa" w:w="1391"/>
-          </w:tcPr>
-          <w:p>
-            <w:pPr>
-              <w:keepNext/>
-              <w:spacing w:before="0" w:after="0" w:line="240" w:lineRule="auto"/>
-              <w:ind w:firstLine="0"/>
-              <w:jc w:val="center"/>
-            </w:pPr>
-            <w:r/>
-            <w:r>
-              <w:rPr>
-                <w:rFonts w:ascii="Times New Roman" w:hAnsi="Times New Roman" w:eastAsia="宋体"/>
-                <w:b w:val="0"/>
-                <w:sz w:val="21"/>
-              </w:rPr>
-              <w:t>10656.80</w:t>
-            </w:r>
-          </w:p>
-        </w:tc>
-        <w:tc>
-          <w:tcPr>
-            <w:tcW w:type="dxa" w:w="1391"/>
-          </w:tcPr>
-          <w:p>
-            <w:pPr>
-              <w:keepNext/>
-              <w:spacing w:before="0" w:after="0" w:line="240" w:lineRule="auto"/>
-              <w:ind w:firstLine="0"/>
-              <w:jc w:val="center"/>
-            </w:pPr>
-            <w:r/>
-            <w:r>
-              <w:rPr>
-                <w:rFonts w:ascii="Times New Roman" w:hAnsi="Times New Roman" w:eastAsia="宋体"/>
-                <w:b w:val="0"/>
-                <w:sz w:val="21"/>
-              </w:rPr>
-              <w:t>41.30</w:t>
-            </w:r>
-          </w:p>
-        </w:tc>
-        <w:tc>
-          <w:tcPr>
-            <w:tcW w:type="dxa" w:w="1081"/>
-          </w:tcPr>
-          <w:p>
-            <w:pPr>
-              <w:keepNext/>
-              <w:spacing w:before="0" w:after="0" w:line="240" w:lineRule="auto"/>
-              <w:ind w:firstLine="0"/>
-              <w:jc w:val="center"/>
-            </w:pPr>
-            <w:r/>
-            <w:r>
-              <w:rPr>
-                <w:rFonts w:ascii="Times New Roman" w:hAnsi="Times New Roman" w:eastAsia="宋体"/>
-                <w:b w:val="0"/>
-                <w:sz w:val="21"/>
-              </w:rPr>
-              <w:t>8.10</w:t>
-            </w:r>
-          </w:p>
-        </w:tc>
-        <w:tc>
-          <w:tcPr>
-            <w:tcW w:type="dxa" w:w="772"/>
-          </w:tcPr>
-          <w:p>
-            <w:pPr>
-              <w:keepNext/>
-              <w:spacing w:before="0" w:after="0" w:line="240" w:lineRule="auto"/>
-              <w:ind w:firstLine="0"/>
-              <w:jc w:val="center"/>
-            </w:pPr>
-            <w:r/>
-            <w:r>
-              <w:rPr>
-                <w:rFonts w:ascii="Times New Roman" w:hAnsi="Times New Roman" w:eastAsia="宋体"/>
-                <w:b w:val="0"/>
-                <w:sz w:val="21"/>
-              </w:rPr>
-              <w:t>9274</w:t>
-            </w:r>
-          </w:p>
-        </w:tc>
-        <w:tc>
-          <w:tcPr>
-            <w:tcW w:type="dxa" w:w="772"/>
-          </w:tcPr>
-          <w:p>
-            <w:pPr>
-              <w:keepNext/>
-              <w:spacing w:before="0" w:after="0" w:line="240" w:lineRule="auto"/>
-              <w:ind w:firstLine="0"/>
-              <w:jc w:val="center"/>
-            </w:pPr>
-            <w:r/>
-            <w:r>
-              <w:rPr>
-                <w:rFonts w:ascii="Times New Roman" w:hAnsi="Times New Roman" w:eastAsia="宋体"/>
-                <w:b w:val="0"/>
-                <w:sz w:val="21"/>
-              </w:rPr>
-              <w:t>12083</w:t>
-            </w:r>
-          </w:p>
-        </w:tc>
-        <w:tc>
-          <w:tcPr>
-            <w:tcW w:type="dxa" w:w="1494"/>
-          </w:tcPr>
-          <w:p>
-            <w:pPr>
-              <w:keepNext/>
-              <w:spacing w:before="0" w:after="0" w:line="240" w:lineRule="auto"/>
-              <w:ind w:firstLine="0"/>
-              <w:jc w:val="center"/>
-            </w:pPr>
-            <w:r/>
-            <w:r>
-              <w:rPr>
-                <w:rFonts w:ascii="Times New Roman" w:hAnsi="Times New Roman" w:eastAsia="宋体"/>
-                <w:b w:val="0"/>
-                <w:sz w:val="21"/>
-              </w:rPr>
-              <w:t>0</w:t>
-            </w:r>
-          </w:p>
-        </w:tc>
-      </w:tr>
-      <w:tr>
-        <w:trPr>
-          <w:cantSplit/>
-        </w:trPr>
-        <w:tc>
-          <w:tcPr>
-            <w:tcW w:type="dxa" w:w="1040"/>
-          </w:tcPr>
-          <w:p>
-            <w:pPr>
-              <w:keepNext/>
-              <w:spacing w:before="0" w:after="0" w:line="240" w:lineRule="auto"/>
-              <w:ind w:firstLine="0"/>
-              <w:jc w:val="center"/>
-            </w:pPr>
-            <w:r/>
-            <w:r>
-              <w:rPr>
-                <w:rFonts w:ascii="Times New Roman" w:hAnsi="Times New Roman" w:eastAsia="宋体"/>
-                <w:b w:val="0"/>
-                <w:sz w:val="21"/>
-              </w:rPr>
-              <w:t>berlin52</w:t>
-            </w:r>
-          </w:p>
-        </w:tc>
-        <w:tc>
-          <w:tcPr>
-            <w:tcW w:type="dxa" w:w="565"/>
-          </w:tcPr>
-          <w:p>
-            <w:pPr>
-              <w:keepNext/>
-              <w:spacing w:before="0" w:after="0" w:line="240" w:lineRule="auto"/>
-              <w:ind w:firstLine="0"/>
-              <w:jc w:val="center"/>
-            </w:pPr>
-            <w:r/>
-            <w:r>
-              <w:rPr>
-                <w:rFonts w:ascii="Times New Roman" w:hAnsi="Times New Roman" w:eastAsia="宋体"/>
-                <w:b w:val="0"/>
-                <w:sz w:val="21"/>
-              </w:rPr>
-              <w:t>B</w:t>
-            </w:r>
-          </w:p>
-        </w:tc>
-        <w:tc>
-          <w:tcPr>
-            <w:tcW w:type="dxa" w:w="1391"/>
-          </w:tcPr>
-          <w:p>
-            <w:pPr>
-              <w:keepNext/>
-              <w:spacing w:before="0" w:after="0" w:line="240" w:lineRule="auto"/>
-              <w:ind w:firstLine="0"/>
-              <w:jc w:val="center"/>
-            </w:pPr>
-            <w:r/>
-            <w:r>
-              <w:rPr>
-                <w:rFonts w:ascii="Times New Roman" w:hAnsi="Times New Roman" w:eastAsia="宋体"/>
-                <w:b w:val="0"/>
-                <w:sz w:val="21"/>
-              </w:rPr>
-              <w:t>8061.47</w:t>
-            </w:r>
-          </w:p>
-        </w:tc>
-        <w:tc>
-          <w:tcPr>
-            <w:tcW w:type="dxa" w:w="1391"/>
-          </w:tcPr>
-          <w:p>
-            <w:pPr>
-              <w:keepNext/>
-              <w:spacing w:before="0" w:after="0" w:line="240" w:lineRule="auto"/>
-              <w:ind w:firstLine="0"/>
-              <w:jc w:val="center"/>
-            </w:pPr>
-            <w:r/>
-            <w:r>
-              <w:rPr>
-                <w:rFonts w:ascii="Times New Roman" w:hAnsi="Times New Roman" w:eastAsia="宋体"/>
-                <w:b w:val="0"/>
-                <w:sz w:val="21"/>
-              </w:rPr>
-              <w:t>6.89</w:t>
-            </w:r>
-          </w:p>
-        </w:tc>
-        <w:tc>
-          <w:tcPr>
-            <w:tcW w:type="dxa" w:w="1081"/>
-          </w:tcPr>
-          <w:p>
-            <w:pPr>
-              <w:keepNext/>
-              <w:spacing w:before="0" w:after="0" w:line="240" w:lineRule="auto"/>
-              <w:ind w:firstLine="0"/>
-              <w:jc w:val="center"/>
-            </w:pPr>
-            <w:r/>
-            <w:r>
-              <w:rPr>
-                <w:rFonts w:ascii="Times New Roman" w:hAnsi="Times New Roman" w:eastAsia="宋体"/>
-                <w:b w:val="0"/>
-                <w:sz w:val="21"/>
-              </w:rPr>
-              <w:t>3.24</w:t>
-            </w:r>
-          </w:p>
-        </w:tc>
-        <w:tc>
-          <w:tcPr>
-            <w:tcW w:type="dxa" w:w="772"/>
-          </w:tcPr>
-          <w:p>
-            <w:pPr>
-              <w:keepNext/>
-              <w:spacing w:before="0" w:after="0" w:line="240" w:lineRule="auto"/>
-              <w:ind w:firstLine="0"/>
-              <w:jc w:val="center"/>
-            </w:pPr>
-            <w:r/>
-            <w:r>
-              <w:rPr>
-                <w:rFonts w:ascii="Times New Roman" w:hAnsi="Times New Roman" w:eastAsia="宋体"/>
-                <w:b w:val="0"/>
-                <w:sz w:val="21"/>
-              </w:rPr>
-              <w:t>7542</w:t>
-            </w:r>
-          </w:p>
-        </w:tc>
-        <w:tc>
-          <w:tcPr>
-            <w:tcW w:type="dxa" w:w="772"/>
-          </w:tcPr>
-          <w:p>
-            <w:pPr>
-              <w:keepNext/>
-              <w:spacing w:before="0" w:after="0" w:line="240" w:lineRule="auto"/>
-              <w:ind w:firstLine="0"/>
-              <w:jc w:val="center"/>
-            </w:pPr>
-            <w:r/>
-            <w:r>
-              <w:rPr>
-                <w:rFonts w:ascii="Times New Roman" w:hAnsi="Times New Roman" w:eastAsia="宋体"/>
-                <w:b w:val="0"/>
-                <w:sz w:val="21"/>
-              </w:rPr>
-              <w:t>8678</w:t>
-            </w:r>
-          </w:p>
-        </w:tc>
-        <w:tc>
-          <w:tcPr>
-            <w:tcW w:type="dxa" w:w="1494"/>
-          </w:tcPr>
-          <w:p>
-            <w:pPr>
-              <w:keepNext/>
-              <w:spacing w:before="0" w:after="0" w:line="240" w:lineRule="auto"/>
-              <w:ind w:firstLine="0"/>
-              <w:jc w:val="center"/>
-            </w:pPr>
-            <w:r/>
-            <w:r>
-              <w:rPr>
-                <w:rFonts w:ascii="Times New Roman" w:hAnsi="Times New Roman" w:eastAsia="宋体"/>
-                <w:b w:val="0"/>
-                <w:sz w:val="21"/>
-              </w:rPr>
-              <w:t>1</w:t>
-            </w:r>
-          </w:p>
-        </w:tc>
-      </w:tr>
-      <w:tr>
-        <w:trPr>
-          <w:cantSplit/>
-        </w:trPr>
-        <w:tc>
-          <w:tcPr>
-            <w:tcW w:type="dxa" w:w="1040"/>
-          </w:tcPr>
-          <w:p>
-            <w:pPr>
-              <w:keepNext/>
-              <w:spacing w:before="0" w:after="0" w:line="240" w:lineRule="auto"/>
-              <w:ind w:firstLine="0"/>
-              <w:jc w:val="center"/>
-            </w:pPr>
-            <w:r/>
-            <w:r>
-              <w:rPr>
-                <w:rFonts w:ascii="Times New Roman" w:hAnsi="Times New Roman" w:eastAsia="宋体"/>
-                <w:b w:val="0"/>
-                <w:sz w:val="21"/>
-              </w:rPr>
-              <w:t>berlin52</w:t>
-            </w:r>
-          </w:p>
-        </w:tc>
-        <w:tc>
-          <w:tcPr>
-            <w:tcW w:type="dxa" w:w="565"/>
-          </w:tcPr>
-          <w:p>
-            <w:pPr>
-              <w:keepNext/>
-              <w:spacing w:before="0" w:after="0" w:line="240" w:lineRule="auto"/>
-              <w:ind w:firstLine="0"/>
-              <w:jc w:val="center"/>
-            </w:pPr>
-            <w:r/>
-            <w:r>
-              <w:rPr>
-                <w:rFonts w:ascii="Times New Roman" w:hAnsi="Times New Roman" w:eastAsia="宋体"/>
-                <w:b w:val="0"/>
-                <w:sz w:val="21"/>
-              </w:rPr>
-              <w:t>C</w:t>
-            </w:r>
-          </w:p>
-        </w:tc>
-        <w:tc>
-          <w:tcPr>
-            <w:tcW w:type="dxa" w:w="1391"/>
-          </w:tcPr>
-          <w:p>
-            <w:pPr>
-              <w:keepNext/>
-              <w:spacing w:before="0" w:after="0" w:line="240" w:lineRule="auto"/>
-              <w:ind w:firstLine="0"/>
-              <w:jc w:val="center"/>
-            </w:pPr>
-            <w:r/>
-            <w:r>
-              <w:rPr>
-                <w:rFonts w:ascii="Times New Roman" w:hAnsi="Times New Roman" w:eastAsia="宋体"/>
-                <w:b w:val="0"/>
-                <w:sz w:val="21"/>
-              </w:rPr>
-              <w:t>8156.90</w:t>
-            </w:r>
-          </w:p>
-        </w:tc>
-        <w:tc>
-          <w:tcPr>
-            <w:tcW w:type="dxa" w:w="1391"/>
-          </w:tcPr>
-          <w:p>
-            <w:pPr>
-              <w:keepNext/>
-              <w:spacing w:before="0" w:after="0" w:line="240" w:lineRule="auto"/>
-              <w:ind w:firstLine="0"/>
-              <w:jc w:val="center"/>
-            </w:pPr>
-            <w:r/>
-            <w:r>
-              <w:rPr>
-                <w:rFonts w:ascii="Times New Roman" w:hAnsi="Times New Roman" w:eastAsia="宋体"/>
-                <w:b w:val="0"/>
-                <w:sz w:val="21"/>
-              </w:rPr>
-              <w:t>8.15</w:t>
-            </w:r>
-          </w:p>
-        </w:tc>
-        <w:tc>
-          <w:tcPr>
-            <w:tcW w:type="dxa" w:w="1081"/>
-          </w:tcPr>
-          <w:p>
-            <w:pPr>
-              <w:keepNext/>
-              <w:spacing w:before="0" w:after="0" w:line="240" w:lineRule="auto"/>
-              <w:ind w:firstLine="0"/>
-              <w:jc w:val="center"/>
-            </w:pPr>
-            <w:r/>
-            <w:r>
-              <w:rPr>
-                <w:rFonts w:ascii="Times New Roman" w:hAnsi="Times New Roman" w:eastAsia="宋体"/>
-                <w:b w:val="0"/>
-                <w:sz w:val="21"/>
-              </w:rPr>
-              <w:t>1.86</w:t>
-            </w:r>
-          </w:p>
-        </w:tc>
-        <w:tc>
-          <w:tcPr>
-            <w:tcW w:type="dxa" w:w="772"/>
-          </w:tcPr>
-          <w:p>
-            <w:pPr>
-              <w:keepNext/>
-              <w:spacing w:before="0" w:after="0" w:line="240" w:lineRule="auto"/>
-              <w:ind w:firstLine="0"/>
-              <w:jc w:val="center"/>
-            </w:pPr>
-            <w:r/>
-            <w:r>
-              <w:rPr>
-                <w:rFonts w:ascii="Times New Roman" w:hAnsi="Times New Roman" w:eastAsia="宋体"/>
-                <w:b w:val="0"/>
-                <w:sz w:val="21"/>
-              </w:rPr>
-              <w:t>8032</w:t>
-            </w:r>
-          </w:p>
-        </w:tc>
-        <w:tc>
-          <w:tcPr>
-            <w:tcW w:type="dxa" w:w="772"/>
-          </w:tcPr>
-          <w:p>
-            <w:pPr>
-              <w:keepNext/>
-              <w:spacing w:before="0" w:after="0" w:line="240" w:lineRule="auto"/>
-              <w:ind w:firstLine="0"/>
-              <w:jc w:val="center"/>
-            </w:pPr>
-            <w:r/>
-            <w:r>
-              <w:rPr>
-                <w:rFonts w:ascii="Times New Roman" w:hAnsi="Times New Roman" w:eastAsia="宋体"/>
-                <w:b w:val="0"/>
-                <w:sz w:val="21"/>
-              </w:rPr>
-              <w:t>8659</w:t>
-            </w:r>
-          </w:p>
-        </w:tc>
-        <w:tc>
-          <w:tcPr>
-            <w:tcW w:type="dxa" w:w="1494"/>
-          </w:tcPr>
-          <w:p>
-            <w:pPr>
-              <w:keepNext/>
-              <w:spacing w:before="0" w:after="0" w:line="240" w:lineRule="auto"/>
-              <w:ind w:firstLine="0"/>
-              <w:jc w:val="center"/>
-            </w:pPr>
-            <w:r/>
-            <w:r>
-              <w:rPr>
-                <w:rFonts w:ascii="Times New Roman" w:hAnsi="Times New Roman" w:eastAsia="宋体"/>
-                <w:b w:val="0"/>
-                <w:sz w:val="21"/>
-              </w:rPr>
-              <w:t>0</w:t>
-            </w:r>
-          </w:p>
-        </w:tc>
-      </w:tr>
-      <w:tr>
-        <w:trPr>
-          <w:cantSplit/>
-        </w:trPr>
-        <w:tc>
-          <w:tcPr>
-            <w:tcW w:type="dxa" w:w="1040"/>
-          </w:tcPr>
-          <w:p>
-            <w:pPr>
-              <w:keepNext/>
-              <w:spacing w:before="0" w:after="0" w:line="240" w:lineRule="auto"/>
-              <w:ind w:firstLine="0"/>
-              <w:jc w:val="center"/>
-            </w:pPr>
-            <w:r/>
-            <w:r>
-              <w:rPr>
-                <w:rFonts w:ascii="Times New Roman" w:hAnsi="Times New Roman" w:eastAsia="宋体"/>
-                <w:b w:val="0"/>
-                <w:sz w:val="21"/>
-              </w:rPr>
-              <w:t>berlin52</w:t>
-            </w:r>
-          </w:p>
-        </w:tc>
-        <w:tc>
-          <w:tcPr>
-            <w:tcW w:type="dxa" w:w="565"/>
-          </w:tcPr>
-          <w:p>
-            <w:pPr>
-              <w:keepNext/>
-              <w:spacing w:before="0" w:after="0" w:line="240" w:lineRule="auto"/>
-              <w:ind w:firstLine="0"/>
-              <w:jc w:val="center"/>
-            </w:pPr>
-            <w:r/>
-            <w:r>
-              <w:rPr>
-                <w:rFonts w:ascii="Times New Roman" w:hAnsi="Times New Roman" w:eastAsia="宋体"/>
-                <w:b w:val="0"/>
-                <w:sz w:val="21"/>
-              </w:rPr>
-              <w:t>D</w:t>
-            </w:r>
-          </w:p>
-        </w:tc>
-        <w:tc>
-          <w:tcPr>
-            <w:tcW w:type="dxa" w:w="1391"/>
-          </w:tcPr>
-          <w:p>
-            <w:pPr>
-              <w:keepNext/>
-              <w:spacing w:before="0" w:after="0" w:line="240" w:lineRule="auto"/>
-              <w:ind w:firstLine="0"/>
-              <w:jc w:val="center"/>
-            </w:pPr>
-            <w:r/>
-            <w:r>
-              <w:rPr>
-                <w:rFonts w:ascii="Times New Roman" w:hAnsi="Times New Roman" w:eastAsia="宋体"/>
-                <w:b w:val="0"/>
-                <w:sz w:val="21"/>
-              </w:rPr>
-              <w:t>7654.67</w:t>
-            </w:r>
-          </w:p>
-        </w:tc>
-        <w:tc>
-          <w:tcPr>
-            <w:tcW w:type="dxa" w:w="1391"/>
-          </w:tcPr>
-          <w:p>
-            <w:pPr>
-              <w:keepNext/>
-              <w:spacing w:before="0" w:after="0" w:line="240" w:lineRule="auto"/>
-              <w:ind w:firstLine="0"/>
-              <w:jc w:val="center"/>
-            </w:pPr>
-            <w:r/>
-            <w:r>
-              <w:rPr>
-                <w:rFonts w:ascii="Times New Roman" w:hAnsi="Times New Roman" w:eastAsia="宋体"/>
-                <w:b w:val="0"/>
-                <w:sz w:val="21"/>
-              </w:rPr>
-              <w:t>1.49</w:t>
-            </w:r>
-          </w:p>
-        </w:tc>
-        <w:tc>
-          <w:tcPr>
-            <w:tcW w:type="dxa" w:w="1081"/>
-          </w:tcPr>
-          <w:p>
-            <w:pPr>
-              <w:keepNext/>
-              <w:spacing w:before="0" w:after="0" w:line="240" w:lineRule="auto"/>
-              <w:ind w:firstLine="0"/>
-              <w:jc w:val="center"/>
-            </w:pPr>
-            <w:r/>
-            <w:r>
-              <w:rPr>
-                <w:rFonts w:ascii="Times New Roman" w:hAnsi="Times New Roman" w:eastAsia="宋体"/>
-                <w:b w:val="0"/>
-                <w:sz w:val="21"/>
-              </w:rPr>
-              <w:t>1.75</w:t>
-            </w:r>
-          </w:p>
-        </w:tc>
-        <w:tc>
-          <w:tcPr>
-            <w:tcW w:type="dxa" w:w="772"/>
-          </w:tcPr>
-          <w:p>
-            <w:pPr>
-              <w:keepNext/>
-              <w:spacing w:before="0" w:after="0" w:line="240" w:lineRule="auto"/>
-              <w:ind w:firstLine="0"/>
-              <w:jc w:val="center"/>
-            </w:pPr>
-            <w:r/>
-            <w:r>
-              <w:rPr>
-                <w:rFonts w:ascii="Times New Roman" w:hAnsi="Times New Roman" w:eastAsia="宋体"/>
-                <w:b w:val="0"/>
-                <w:sz w:val="21"/>
-              </w:rPr>
-              <w:t>7542</w:t>
-            </w:r>
-          </w:p>
-        </w:tc>
-        <w:tc>
-          <w:tcPr>
-            <w:tcW w:type="dxa" w:w="772"/>
-          </w:tcPr>
-          <w:p>
-            <w:pPr>
-              <w:keepNext/>
-              <w:spacing w:before="0" w:after="0" w:line="240" w:lineRule="auto"/>
-              <w:ind w:firstLine="0"/>
-              <w:jc w:val="center"/>
-            </w:pPr>
-            <w:r/>
-            <w:r>
-              <w:rPr>
-                <w:rFonts w:ascii="Times New Roman" w:hAnsi="Times New Roman" w:eastAsia="宋体"/>
-                <w:b w:val="0"/>
-                <w:sz w:val="21"/>
-              </w:rPr>
-              <w:t>8089</w:t>
-            </w:r>
-          </w:p>
-        </w:tc>
-        <w:tc>
-          <w:tcPr>
-            <w:tcW w:type="dxa" w:w="1494"/>
-          </w:tcPr>
-          <w:p>
-            <w:pPr>
-              <w:keepNext/>
-              <w:spacing w:before="0" w:after="0" w:line="240" w:lineRule="auto"/>
-              <w:ind w:firstLine="0"/>
-              <w:jc w:val="center"/>
-            </w:pPr>
-            <w:r/>
-            <w:r>
-              <w:rPr>
-                <w:rFonts w:ascii="Times New Roman" w:hAnsi="Times New Roman" w:eastAsia="宋体"/>
-                <w:b w:val="0"/>
-                <w:sz w:val="21"/>
-              </w:rPr>
-              <w:t>10</w:t>
-            </w:r>
-          </w:p>
-        </w:tc>
-      </w:tr>
-      <w:tr>
-        <w:trPr>
-          <w:cantSplit/>
-        </w:trPr>
-        <w:tc>
-          <w:tcPr>
-            <w:tcW w:type="dxa" w:w="1040"/>
-          </w:tcPr>
-          <w:p>
-            <w:pPr>
-              <w:keepNext/>
-              <w:spacing w:before="0" w:after="0" w:line="240" w:lineRule="auto"/>
-              <w:ind w:firstLine="0"/>
-              <w:jc w:val="center"/>
-            </w:pPr>
-            <w:r/>
-            <w:r>
-              <w:rPr>
-                <w:rFonts w:ascii="Times New Roman" w:hAnsi="Times New Roman" w:eastAsia="宋体"/>
-                <w:b w:val="0"/>
-                <w:sz w:val="21"/>
-              </w:rPr>
-              <w:t>st70</w:t>
-            </w:r>
-          </w:p>
-        </w:tc>
-        <w:tc>
-          <w:tcPr>
-            <w:tcW w:type="dxa" w:w="565"/>
-          </w:tcPr>
-          <w:p>
-            <w:pPr>
-              <w:keepNext/>
-              <w:spacing w:before="0" w:after="0" w:line="240" w:lineRule="auto"/>
-              <w:ind w:firstLine="0"/>
-              <w:jc w:val="center"/>
-            </w:pPr>
-            <w:r/>
-            <w:r>
-              <w:rPr>
-                <w:rFonts w:ascii="Times New Roman" w:hAnsi="Times New Roman" w:eastAsia="宋体"/>
-                <w:b w:val="0"/>
-                <w:sz w:val="21"/>
-              </w:rPr>
-              <w:t>A</w:t>
-            </w:r>
-          </w:p>
-        </w:tc>
-        <w:tc>
-          <w:tcPr>
-            <w:tcW w:type="dxa" w:w="1391"/>
-          </w:tcPr>
-          <w:p>
-            <w:pPr>
-              <w:keepNext/>
-              <w:spacing w:before="0" w:after="0" w:line="240" w:lineRule="auto"/>
-              <w:ind w:firstLine="0"/>
-              <w:jc w:val="center"/>
-            </w:pPr>
-            <w:r/>
-            <w:r>
-              <w:rPr>
-                <w:rFonts w:ascii="Times New Roman" w:hAnsi="Times New Roman" w:eastAsia="宋体"/>
-                <w:b w:val="0"/>
-                <w:sz w:val="21"/>
-              </w:rPr>
-              <w:t>1251.50</w:t>
-            </w:r>
-          </w:p>
-        </w:tc>
-        <w:tc>
-          <w:tcPr>
-            <w:tcW w:type="dxa" w:w="1391"/>
-          </w:tcPr>
-          <w:p>
-            <w:pPr>
-              <w:keepNext/>
-              <w:spacing w:before="0" w:after="0" w:line="240" w:lineRule="auto"/>
-              <w:ind w:firstLine="0"/>
-              <w:jc w:val="center"/>
-            </w:pPr>
-            <w:r/>
-            <w:r>
-              <w:rPr>
-                <w:rFonts w:ascii="Times New Roman" w:hAnsi="Times New Roman" w:eastAsia="宋体"/>
-                <w:b w:val="0"/>
-                <w:sz w:val="21"/>
-              </w:rPr>
-              <w:t>85.41</w:t>
-            </w:r>
-          </w:p>
-        </w:tc>
-        <w:tc>
-          <w:tcPr>
-            <w:tcW w:type="dxa" w:w="1081"/>
-          </w:tcPr>
-          <w:p>
-            <w:pPr>
-              <w:keepNext/>
-              <w:spacing w:before="0" w:after="0" w:line="240" w:lineRule="auto"/>
-              <w:ind w:firstLine="0"/>
-              <w:jc w:val="center"/>
-            </w:pPr>
-            <w:r/>
-            <w:r>
-              <w:rPr>
-                <w:rFonts w:ascii="Times New Roman" w:hAnsi="Times New Roman" w:eastAsia="宋体"/>
-                <w:b w:val="0"/>
-                <w:sz w:val="21"/>
-              </w:rPr>
-              <w:t>12.00</w:t>
-            </w:r>
-          </w:p>
-        </w:tc>
-        <w:tc>
-          <w:tcPr>
-            <w:tcW w:type="dxa" w:w="772"/>
-          </w:tcPr>
-          <w:p>
-            <w:pPr>
-              <w:keepNext/>
-              <w:spacing w:before="0" w:after="0" w:line="240" w:lineRule="auto"/>
-              <w:ind w:firstLine="0"/>
-              <w:jc w:val="center"/>
-            </w:pPr>
-            <w:r/>
-            <w:r>
-              <w:rPr>
-                <w:rFonts w:ascii="Times New Roman" w:hAnsi="Times New Roman" w:eastAsia="宋体"/>
-                <w:b w:val="0"/>
-                <w:sz w:val="21"/>
-              </w:rPr>
-              <w:t>1098</w:t>
-            </w:r>
-          </w:p>
-        </w:tc>
-        <w:tc>
-          <w:tcPr>
-            <w:tcW w:type="dxa" w:w="772"/>
-          </w:tcPr>
-          <w:p>
-            <w:pPr>
-              <w:keepNext/>
-              <w:spacing w:before="0" w:after="0" w:line="240" w:lineRule="auto"/>
-              <w:ind w:firstLine="0"/>
-              <w:jc w:val="center"/>
-            </w:pPr>
-            <w:r/>
-            <w:r>
-              <w:rPr>
-                <w:rFonts w:ascii="Times New Roman" w:hAnsi="Times New Roman" w:eastAsia="宋体"/>
-                <w:b w:val="0"/>
-                <w:sz w:val="21"/>
-              </w:rPr>
-              <w:t>1399</w:t>
-            </w:r>
-          </w:p>
-        </w:tc>
-        <w:tc>
-          <w:tcPr>
-            <w:tcW w:type="dxa" w:w="1494"/>
-          </w:tcPr>
-          <w:p>
-            <w:pPr>
-              <w:keepNext/>
-              <w:spacing w:before="0" w:after="0" w:line="240" w:lineRule="auto"/>
-              <w:ind w:firstLine="0"/>
-              <w:jc w:val="center"/>
-            </w:pPr>
-            <w:r/>
-            <w:r>
-              <w:rPr>
-                <w:rFonts w:ascii="Times New Roman" w:hAnsi="Times New Roman" w:eastAsia="宋体"/>
-                <w:b w:val="0"/>
-                <w:sz w:val="21"/>
-              </w:rPr>
-              <w:t>0</w:t>
-            </w:r>
-          </w:p>
-        </w:tc>
-      </w:tr>
-      <w:tr>
-        <w:trPr>
-          <w:cantSplit/>
-        </w:trPr>
-        <w:tc>
-          <w:tcPr>
-            <w:tcW w:type="dxa" w:w="1040"/>
-          </w:tcPr>
-          <w:p>
-            <w:pPr>
-              <w:keepNext/>
-              <w:spacing w:before="0" w:after="0" w:line="240" w:lineRule="auto"/>
-              <w:ind w:firstLine="0"/>
-              <w:jc w:val="center"/>
-            </w:pPr>
-            <w:r/>
-            <w:r>
-              <w:rPr>
-                <w:rFonts w:ascii="Times New Roman" w:hAnsi="Times New Roman" w:eastAsia="宋体"/>
-                <w:b w:val="0"/>
-                <w:sz w:val="21"/>
-              </w:rPr>
-              <w:t>st70</w:t>
-            </w:r>
-          </w:p>
-        </w:tc>
-        <w:tc>
-          <w:tcPr>
-            <w:tcW w:type="dxa" w:w="565"/>
-          </w:tcPr>
-          <w:p>
-            <w:pPr>
-              <w:keepNext/>
-              <w:spacing w:before="0" w:after="0" w:line="240" w:lineRule="auto"/>
-              <w:ind w:firstLine="0"/>
-              <w:jc w:val="center"/>
-            </w:pPr>
-            <w:r/>
-            <w:r>
-              <w:rPr>
-                <w:rFonts w:ascii="Times New Roman" w:hAnsi="Times New Roman" w:eastAsia="宋体"/>
-                <w:b w:val="0"/>
-                <w:sz w:val="21"/>
-              </w:rPr>
-              <w:t>B</w:t>
-            </w:r>
-          </w:p>
-        </w:tc>
-        <w:tc>
-          <w:tcPr>
-            <w:tcW w:type="dxa" w:w="1391"/>
-          </w:tcPr>
-          <w:p>
-            <w:pPr>
-              <w:keepNext/>
-              <w:spacing w:before="0" w:after="0" w:line="240" w:lineRule="auto"/>
-              <w:ind w:firstLine="0"/>
-              <w:jc w:val="center"/>
-            </w:pPr>
-            <w:r/>
-            <w:r>
-              <w:rPr>
-                <w:rFonts w:ascii="Times New Roman" w:hAnsi="Times New Roman" w:eastAsia="宋体"/>
-                <w:b w:val="0"/>
-                <w:sz w:val="21"/>
-              </w:rPr>
-              <w:t>706.40</w:t>
-            </w:r>
-          </w:p>
-        </w:tc>
-        <w:tc>
-          <w:tcPr>
-            <w:tcW w:type="dxa" w:w="1391"/>
-          </w:tcPr>
-          <w:p>
-            <w:pPr>
-              <w:keepNext/>
-              <w:spacing w:before="0" w:after="0" w:line="240" w:lineRule="auto"/>
-              <w:ind w:firstLine="0"/>
-              <w:jc w:val="center"/>
-            </w:pPr>
-            <w:r/>
-            <w:r>
-              <w:rPr>
-                <w:rFonts w:ascii="Times New Roman" w:hAnsi="Times New Roman" w:eastAsia="宋体"/>
-                <w:b w:val="0"/>
-                <w:sz w:val="21"/>
-              </w:rPr>
-              <w:t>4.65</w:t>
-            </w:r>
-          </w:p>
-        </w:tc>
-        <w:tc>
-          <w:tcPr>
-            <w:tcW w:type="dxa" w:w="1081"/>
-          </w:tcPr>
-          <w:p>
-            <w:pPr>
-              <w:keepNext/>
-              <w:spacing w:before="0" w:after="0" w:line="240" w:lineRule="auto"/>
-              <w:ind w:firstLine="0"/>
-              <w:jc w:val="center"/>
-            </w:pPr>
-            <w:r/>
-            <w:r>
-              <w:rPr>
-                <w:rFonts w:ascii="Times New Roman" w:hAnsi="Times New Roman" w:eastAsia="宋体"/>
-                <w:b w:val="0"/>
-                <w:sz w:val="21"/>
-              </w:rPr>
-              <w:t>2.82</w:t>
-            </w:r>
-          </w:p>
-        </w:tc>
-        <w:tc>
-          <w:tcPr>
-            <w:tcW w:type="dxa" w:w="772"/>
-          </w:tcPr>
-          <w:p>
-            <w:pPr>
-              <w:keepNext/>
-              <w:spacing w:before="0" w:after="0" w:line="240" w:lineRule="auto"/>
-              <w:ind w:firstLine="0"/>
-              <w:jc w:val="center"/>
-            </w:pPr>
-            <w:r/>
-            <w:r>
-              <w:rPr>
-                <w:rFonts w:ascii="Times New Roman" w:hAnsi="Times New Roman" w:eastAsia="宋体"/>
-                <w:b w:val="0"/>
-                <w:sz w:val="21"/>
-              </w:rPr>
-              <w:t>682</w:t>
-            </w:r>
-          </w:p>
-        </w:tc>
-        <w:tc>
-          <w:tcPr>
-            <w:tcW w:type="dxa" w:w="772"/>
-          </w:tcPr>
-          <w:p>
-            <w:pPr>
-              <w:keepNext/>
-              <w:spacing w:before="0" w:after="0" w:line="240" w:lineRule="auto"/>
-              <w:ind w:firstLine="0"/>
-              <w:jc w:val="center"/>
-            </w:pPr>
-            <w:r/>
-            <w:r>
-              <w:rPr>
-                <w:rFonts w:ascii="Times New Roman" w:hAnsi="Times New Roman" w:eastAsia="宋体"/>
-                <w:b w:val="0"/>
-                <w:sz w:val="21"/>
-              </w:rPr>
-              <w:t>754</w:t>
-            </w:r>
-          </w:p>
-        </w:tc>
-        <w:tc>
-          <w:tcPr>
-            <w:tcW w:type="dxa" w:w="1494"/>
-          </w:tcPr>
-          <w:p>
-            <w:pPr>
-              <w:keepNext/>
-              <w:spacing w:before="0" w:after="0" w:line="240" w:lineRule="auto"/>
-              <w:ind w:firstLine="0"/>
-              <w:jc w:val="center"/>
-            </w:pPr>
-            <w:r/>
-            <w:r>
-              <w:rPr>
-                <w:rFonts w:ascii="Times New Roman" w:hAnsi="Times New Roman" w:eastAsia="宋体"/>
-                <w:b w:val="0"/>
-                <w:sz w:val="21"/>
-              </w:rPr>
-              <w:t>0</w:t>
-            </w:r>
-          </w:p>
-        </w:tc>
-      </w:tr>
-      <w:tr>
-        <w:trPr>
-          <w:cantSplit/>
-        </w:trPr>
-        <w:tc>
-          <w:tcPr>
-            <w:tcW w:type="dxa" w:w="1040"/>
-          </w:tcPr>
-          <w:p>
-            <w:pPr>
-              <w:keepNext/>
-              <w:spacing w:before="0" w:after="0" w:line="240" w:lineRule="auto"/>
-              <w:ind w:firstLine="0"/>
-              <w:jc w:val="center"/>
-            </w:pPr>
-            <w:r/>
-            <w:r>
-              <w:rPr>
-                <w:rFonts w:ascii="Times New Roman" w:hAnsi="Times New Roman" w:eastAsia="宋体"/>
-                <w:b w:val="0"/>
-                <w:sz w:val="21"/>
-              </w:rPr>
-              <w:t>st70</w:t>
-            </w:r>
-          </w:p>
-        </w:tc>
-        <w:tc>
-          <w:tcPr>
-            <w:tcW w:type="dxa" w:w="565"/>
-          </w:tcPr>
-          <w:p>
-            <w:pPr>
-              <w:keepNext/>
-              <w:spacing w:before="0" w:after="0" w:line="240" w:lineRule="auto"/>
-              <w:ind w:firstLine="0"/>
-              <w:jc w:val="center"/>
-            </w:pPr>
-            <w:r/>
-            <w:r>
-              <w:rPr>
-                <w:rFonts w:ascii="Times New Roman" w:hAnsi="Times New Roman" w:eastAsia="宋体"/>
-                <w:b w:val="0"/>
-                <w:sz w:val="21"/>
-              </w:rPr>
-              <w:t>C</w:t>
-            </w:r>
-          </w:p>
-        </w:tc>
-        <w:tc>
-          <w:tcPr>
-            <w:tcW w:type="dxa" w:w="1391"/>
-          </w:tcPr>
-          <w:p>
-            <w:pPr>
-              <w:keepNext/>
-              <w:spacing w:before="0" w:after="0" w:line="240" w:lineRule="auto"/>
-              <w:ind w:firstLine="0"/>
-              <w:jc w:val="center"/>
-            </w:pPr>
-            <w:r/>
-            <w:r>
-              <w:rPr>
-                <w:rFonts w:ascii="Times New Roman" w:hAnsi="Times New Roman" w:eastAsia="宋体"/>
-                <w:b w:val="0"/>
-                <w:sz w:val="21"/>
-              </w:rPr>
-              <w:t>771.77</w:t>
-            </w:r>
-          </w:p>
-        </w:tc>
-        <w:tc>
-          <w:tcPr>
-            <w:tcW w:type="dxa" w:w="1391"/>
-          </w:tcPr>
-          <w:p>
-            <w:pPr>
-              <w:keepNext/>
-              <w:spacing w:before="0" w:after="0" w:line="240" w:lineRule="auto"/>
-              <w:ind w:firstLine="0"/>
-              <w:jc w:val="center"/>
-            </w:pPr>
-            <w:r/>
-            <w:r>
-              <w:rPr>
-                <w:rFonts w:ascii="Times New Roman" w:hAnsi="Times New Roman" w:eastAsia="宋体"/>
-                <w:b w:val="0"/>
-                <w:sz w:val="21"/>
-              </w:rPr>
-              <w:t>14.34</w:t>
-            </w:r>
-          </w:p>
-        </w:tc>
-        <w:tc>
-          <w:tcPr>
-            <w:tcW w:type="dxa" w:w="1081"/>
-          </w:tcPr>
-          <w:p>
-            <w:pPr>
-              <w:keepNext/>
-              <w:spacing w:before="0" w:after="0" w:line="240" w:lineRule="auto"/>
-              <w:ind w:firstLine="0"/>
-              <w:jc w:val="center"/>
-            </w:pPr>
-            <w:r/>
-            <w:r>
-              <w:rPr>
-                <w:rFonts w:ascii="Times New Roman" w:hAnsi="Times New Roman" w:eastAsia="宋体"/>
-                <w:b w:val="0"/>
-                <w:sz w:val="21"/>
-              </w:rPr>
-              <w:t>2.29</w:t>
-            </w:r>
-          </w:p>
-        </w:tc>
-        <w:tc>
-          <w:tcPr>
-            <w:tcW w:type="dxa" w:w="772"/>
-          </w:tcPr>
-          <w:p>
-            <w:pPr>
-              <w:keepNext/>
-              <w:spacing w:before="0" w:after="0" w:line="240" w:lineRule="auto"/>
-              <w:ind w:firstLine="0"/>
-              <w:jc w:val="center"/>
-            </w:pPr>
-            <w:r/>
-            <w:r>
-              <w:rPr>
-                <w:rFonts w:ascii="Times New Roman" w:hAnsi="Times New Roman" w:eastAsia="宋体"/>
-                <w:b w:val="0"/>
-                <w:sz w:val="21"/>
-              </w:rPr>
-              <w:t>744</w:t>
-            </w:r>
-          </w:p>
-        </w:tc>
-        <w:tc>
-          <w:tcPr>
-            <w:tcW w:type="dxa" w:w="772"/>
-          </w:tcPr>
-          <w:p>
-            <w:pPr>
-              <w:keepNext/>
-              <w:spacing w:before="0" w:after="0" w:line="240" w:lineRule="auto"/>
-              <w:ind w:firstLine="0"/>
-              <w:jc w:val="center"/>
-            </w:pPr>
-            <w:r/>
-            <w:r>
-              <w:rPr>
-                <w:rFonts w:ascii="Times New Roman" w:hAnsi="Times New Roman" w:eastAsia="宋体"/>
-                <w:b w:val="0"/>
-                <w:sz w:val="21"/>
-              </w:rPr>
-              <w:t>797</w:t>
-            </w:r>
-          </w:p>
-        </w:tc>
-        <w:tc>
-          <w:tcPr>
-            <w:tcW w:type="dxa" w:w="1494"/>
-          </w:tcPr>
-          <w:p>
-            <w:pPr>
-              <w:keepNext/>
-              <w:spacing w:before="0" w:after="0" w:line="240" w:lineRule="auto"/>
-              <w:ind w:firstLine="0"/>
-              <w:jc w:val="center"/>
-            </w:pPr>
-            <w:r/>
-            <w:r>
-              <w:rPr>
-                <w:rFonts w:ascii="Times New Roman" w:hAnsi="Times New Roman" w:eastAsia="宋体"/>
-                <w:b w:val="0"/>
-                <w:sz w:val="21"/>
-              </w:rPr>
-              <w:t>0</w:t>
-            </w:r>
-          </w:p>
-        </w:tc>
-      </w:tr>
-      <w:tr>
-        <w:trPr>
-          <w:cantSplit/>
-        </w:trPr>
-        <w:tc>
-          <w:tcPr>
-            <w:tcW w:type="dxa" w:w="1040"/>
-          </w:tcPr>
-          <w:p>
-            <w:pPr>
-              <w:spacing w:before="0" w:after="0" w:line="240" w:lineRule="auto"/>
-              <w:ind w:firstLine="0"/>
-              <w:jc w:val="center"/>
-            </w:pPr>
-            <w:r/>
-            <w:r>
-              <w:rPr>
-                <w:rFonts w:ascii="Times New Roman" w:hAnsi="Times New Roman" w:eastAsia="宋体"/>
-                <w:b w:val="0"/>
-                <w:sz w:val="21"/>
-              </w:rPr>
-              <w:t>st70</w:t>
-            </w:r>
-          </w:p>
-        </w:tc>
-        <w:tc>
-          <w:tcPr>
-            <w:tcW w:type="dxa" w:w="565"/>
-          </w:tcPr>
-          <w:p>
-            <w:pPr>
-              <w:spacing w:before="0" w:after="0" w:line="240" w:lineRule="auto"/>
-              <w:ind w:firstLine="0"/>
-              <w:jc w:val="center"/>
-            </w:pPr>
-            <w:r/>
-            <w:r>
-              <w:rPr>
-                <w:rFonts w:ascii="Times New Roman" w:hAnsi="Times New Roman" w:eastAsia="宋体"/>
-                <w:b w:val="0"/>
-                <w:sz w:val="21"/>
-              </w:rPr>
-              <w:t>D</w:t>
-            </w:r>
-          </w:p>
-        </w:tc>
-        <w:tc>
-          <w:tcPr>
-            <w:tcW w:type="dxa" w:w="1391"/>
-          </w:tcPr>
-          <w:p>
-            <w:pPr>
-              <w:spacing w:before="0" w:after="0" w:line="240" w:lineRule="auto"/>
-              <w:ind w:firstLine="0"/>
-              <w:jc w:val="center"/>
-            </w:pPr>
-            <w:r/>
-            <w:r>
-              <w:rPr>
-                <w:rFonts w:ascii="Times New Roman" w:hAnsi="Times New Roman" w:eastAsia="宋体"/>
-                <w:b w:val="0"/>
-                <w:sz w:val="21"/>
-              </w:rPr>
-              <w:t>721.93</w:t>
-            </w:r>
-          </w:p>
-        </w:tc>
-        <w:tc>
-          <w:tcPr>
-            <w:tcW w:type="dxa" w:w="1391"/>
-          </w:tcPr>
-          <w:p>
-            <w:pPr>
-              <w:spacing w:before="0" w:after="0" w:line="240" w:lineRule="auto"/>
-              <w:ind w:firstLine="0"/>
-              <w:jc w:val="center"/>
-            </w:pPr>
-            <w:r/>
-            <w:r>
-              <w:rPr>
-                <w:rFonts w:ascii="Times New Roman" w:hAnsi="Times New Roman" w:eastAsia="宋体"/>
-                <w:b w:val="0"/>
-                <w:sz w:val="21"/>
-              </w:rPr>
-              <w:t>6.95</w:t>
-            </w:r>
-          </w:p>
-        </w:tc>
-        <w:tc>
-          <w:tcPr>
-            <w:tcW w:type="dxa" w:w="1081"/>
-          </w:tcPr>
-          <w:p>
-            <w:pPr>
-              <w:spacing w:before="0" w:after="0" w:line="240" w:lineRule="auto"/>
-              <w:ind w:firstLine="0"/>
-              <w:jc w:val="center"/>
-            </w:pPr>
-            <w:r/>
-            <w:r>
-              <w:rPr>
-                <w:rFonts w:ascii="Times New Roman" w:hAnsi="Times New Roman" w:eastAsia="宋体"/>
-                <w:b w:val="0"/>
-                <w:sz w:val="21"/>
-              </w:rPr>
-              <w:t>0.57</w:t>
-            </w:r>
-          </w:p>
-        </w:tc>
-        <w:tc>
-          <w:tcPr>
-            <w:tcW w:type="dxa" w:w="772"/>
-          </w:tcPr>
-          <w:p>
-            <w:pPr>
-              <w:spacing w:before="0" w:after="0" w:line="240" w:lineRule="auto"/>
-              <w:ind w:firstLine="0"/>
-              <w:jc w:val="center"/>
-            </w:pPr>
-            <w:r/>
-            <w:r>
-              <w:rPr>
-                <w:rFonts w:ascii="Times New Roman" w:hAnsi="Times New Roman" w:eastAsia="宋体"/>
-                <w:b w:val="0"/>
-                <w:sz w:val="21"/>
-              </w:rPr>
-              <w:t>712</w:t>
-            </w:r>
-          </w:p>
-        </w:tc>
-        <w:tc>
-          <w:tcPr>
-            <w:tcW w:type="dxa" w:w="772"/>
-          </w:tcPr>
-          <w:p>
-            <w:pPr>
-              <w:spacing w:before="0" w:after="0" w:line="240" w:lineRule="auto"/>
-              <w:ind w:firstLine="0"/>
-              <w:jc w:val="center"/>
-            </w:pPr>
-            <w:r/>
-            <w:r>
-              <w:rPr>
-                <w:rFonts w:ascii="Times New Roman" w:hAnsi="Times New Roman" w:eastAsia="宋体"/>
-                <w:b w:val="0"/>
-                <w:sz w:val="21"/>
-              </w:rPr>
-              <w:t>728</w:t>
-            </w:r>
-          </w:p>
-        </w:tc>
-        <w:tc>
-          <w:tcPr>
-            <w:tcW w:type="dxa" w:w="1494"/>
-          </w:tcPr>
-          <w:p>
-            <w:pPr>
-              <w:spacing w:before="0" w:after="0" w:line="240" w:lineRule="auto"/>
-              <w:ind w:firstLine="0"/>
-              <w:jc w:val="center"/>
-            </w:pPr>
-            <w:r/>
-            <w:r>
-              <w:rPr>
-                <w:rFonts w:ascii="Times New Roman" w:hAnsi="Times New Roman" w:eastAsia="宋体"/>
-                <w:b w:val="0"/>
-                <w:sz w:val="21"/>
-              </w:rPr>
-              <w:t>0</w:t>
-            </w:r>
-          </w:p>
-        </w:tc>
-      </w:tr>
-    </w:tbl>
-    <w:p>
-      <w:pPr>
-        <w:keepNext/>
-        <w:spacing w:before="120" w:after="120" w:line="360" w:lineRule="auto"/>
-        <w:jc w:val="center"/>
-      </w:pPr>
-      <w:r>
-        <w:rPr>
-          <w:rFonts w:ascii="Times New Roman" w:hAnsi="Times New Roman" w:eastAsia="黑体"/>
-          <w:b/>
-          <w:sz w:val="21"/>
-        </w:rPr>
-        <w:t>表 1（续）主实验描述统计（收敛性与成功率，每格 30 次运行）</w:t>
-      </w:r>
-    </w:p>
-    <w:tbl>
-      <w:tblPr>
-        <w:tblW w:type="auto" w:w="0"/>
-        <w:jc w:val="center"/>
-        <w:tblLayout w:type="fixed"/>
-        <w:tblLook w:firstColumn="1" w:firstRow="1" w:lastColumn="0" w:lastRow="0" w:noHBand="0" w:noVBand="1" w:val="04A0"/>
-        <w:tblW w:type="dxa" w:w="8505"/>
-        <w:tblLayout w:type="fixed"/>
-        <w:tblBorders>
-          <w:top w:val="single" w:sz="12" w:space="0" w:color="000000"/>
-          <w:left w:val="none" w:sz="0" w:space="0" w:color="000000"/>
-          <w:bottom w:val="single" w:sz="12" w:space="0" w:color="000000"/>
-          <w:right w:val="none" w:sz="0" w:space="0" w:color="000000"/>
-          <w:insideH w:val="none" w:sz="0" w:space="0" w:color="000000"/>
-          <w:insideV w:val="none" w:sz="0" w:space="0" w:color="000000"/>
-        </w:tblBorders>
-        <w:tblCellMar>
-          <w:top w:w="5" w:type="dxa"/>
-          <w:left w:w="22" w:type="dxa"/>
-          <w:bottom w:w="5" w:type="dxa"/>
-          <w:right w:w="22" w:type="dxa"/>
-        </w:tblCellMar>
-      </w:tblPr>
-      <w:tblGrid>
-        <w:gridCol w:w="1063"/>
-        <w:gridCol w:w="1063"/>
-        <w:gridCol w:w="1063"/>
-        <w:gridCol w:w="1063"/>
-        <w:gridCol w:w="1063"/>
-        <w:gridCol w:w="1063"/>
-        <w:gridCol w:w="1063"/>
-        <w:gridCol w:w="1063"/>
-      </w:tblGrid>
-      <w:tr>
-        <w:trPr>
-          <w:tblHeader w:val="true"/>
-          <w:cantSplit/>
-        </w:trPr>
-        <w:tc>
-          <w:tcPr>
             <w:tcW w:type="dxa" w:w="1235"/>
             <w:tcBorders>
               <w:bottom w:val="single" w:sz="6" w:space="0" w:color="000000"/>
@@ -10806,7 +10548,7 @@
         <w:jc w:val="center"/>
         <w:tblLayout w:type="fixed"/>
         <w:tblLook w:firstColumn="1" w:firstRow="1" w:lastColumn="0" w:lastRow="0" w:noHBand="0" w:noVBand="1" w:val="04A0"/>
-        <w:tblW w:type="dxa" w:w="8505"/>
+        <w:tblW w:type="dxa" w:w="8504"/>
         <w:tblLayout w:type="fixed"/>
         <w:tblBorders>
           <w:top w:val="single" w:sz="12" w:space="0" w:color="000000"/>
@@ -10824,14 +10566,13 @@
         </w:tblCellMar>
       </w:tblPr>
       <w:tblGrid>
-        <w:gridCol w:w="1063"/>
-        <w:gridCol w:w="1063"/>
-        <w:gridCol w:w="1063"/>
-        <w:gridCol w:w="1063"/>
-        <w:gridCol w:w="1063"/>
-        <w:gridCol w:w="1063"/>
-        <w:gridCol w:w="1063"/>
-        <w:gridCol w:w="1063"/>
+        <w:gridCol w:w="1215"/>
+        <w:gridCol w:w="1215"/>
+        <w:gridCol w:w="1215"/>
+        <w:gridCol w:w="1215"/>
+        <w:gridCol w:w="1215"/>
+        <w:gridCol w:w="1215"/>
+        <w:gridCol w:w="1215"/>
       </w:tblGrid>
       <w:tr>
         <w:trPr>
@@ -10840,7 +10581,7 @@
         </w:trPr>
         <w:tc>
           <w:tcPr>
-            <w:tcW w:type="dxa" w:w="648"/>
+            <w:tcW w:type="dxa" w:w="681"/>
             <w:tcBorders>
               <w:bottom w:val="single" w:sz="6" w:space="0" w:color="000000"/>
             </w:tcBorders>
@@ -10865,7 +10606,7 @@
         </w:tc>
         <w:tc>
           <w:tcPr>
-            <w:tcW w:type="dxa" w:w="816"/>
+            <w:tcW w:type="dxa" w:w="860"/>
             <w:tcBorders>
               <w:bottom w:val="single" w:sz="6" w:space="0" w:color="000000"/>
             </w:tcBorders>
@@ -10890,7 +10631,7 @@
         </w:tc>
         <w:tc>
           <w:tcPr>
-            <w:tcW w:type="dxa" w:w="1154"/>
+            <w:tcW w:type="dxa" w:w="1217"/>
             <w:tcBorders>
               <w:bottom w:val="single" w:sz="6" w:space="0" w:color="000000"/>
             </w:tcBorders>
@@ -10915,7 +10656,7 @@
         </w:tc>
         <w:tc>
           <w:tcPr>
-            <w:tcW w:type="dxa" w:w="1154"/>
+            <w:tcW w:type="dxa" w:w="1700"/>
             <w:tcBorders>
               <w:bottom w:val="single" w:sz="6" w:space="0" w:color="000000"/>
             </w:tcBorders>
@@ -10934,13 +10675,13 @@
                 <w:b/>
                 <w:sz w:val="21"/>
               </w:rPr>
-              <w:t>平均偏差率/%</w:t>
-            </w:r>
-          </w:p>
-        </w:tc>
-        <w:tc>
-          <w:tcPr>
-            <w:tcW w:type="dxa" w:w="901"/>
+              <w:t>平均偏差率/%（±SD）</w:t>
+            </w:r>
+          </w:p>
+        </w:tc>
+        <w:tc>
+          <w:tcPr>
+            <w:tcW w:type="dxa" w:w="1217"/>
             <w:tcBorders>
               <w:bottom w:val="single" w:sz="6" w:space="0" w:color="000000"/>
             </w:tcBorders>
@@ -10959,13 +10700,13 @@
                 <w:b/>
                 <w:sz w:val="21"/>
               </w:rPr>
-              <w:t>偏差率 SD</w:t>
-            </w:r>
-          </w:p>
-        </w:tc>
-        <w:tc>
-          <w:tcPr>
-            <w:tcW w:type="dxa" w:w="1154"/>
+              <w:t>命中最优次数</w:t>
+            </w:r>
+          </w:p>
+        </w:tc>
+        <w:tc>
+          <w:tcPr>
+            <w:tcW w:type="dxa" w:w="1700"/>
             <w:tcBorders>
               <w:bottom w:val="single" w:sz="6" w:space="0" w:color="000000"/>
             </w:tcBorders>
@@ -10984,38 +10725,13 @@
                 <w:b/>
                 <w:sz w:val="21"/>
               </w:rPr>
-              <w:t>命中最优次数</w:t>
-            </w:r>
-          </w:p>
-        </w:tc>
-        <w:tc>
-          <w:tcPr>
-            <w:tcW w:type="dxa" w:w="1609"/>
-            <w:tcBorders>
-              <w:bottom w:val="single" w:sz="6" w:space="0" w:color="000000"/>
-            </w:tcBorders>
-          </w:tcPr>
-          <w:p>
-            <w:pPr>
-              <w:keepNext/>
-              <w:spacing w:before="0" w:after="0" w:line="240" w:lineRule="auto"/>
-              <w:ind w:firstLine="0"/>
-              <w:jc w:val="center"/>
-            </w:pPr>
-            <w:r/>
-            <w:r>
-              <w:rPr>
-                <w:rFonts w:ascii="Times New Roman" w:hAnsi="Times New Roman" w:eastAsia="宋体"/>
-                <w:b/>
-                <w:sz w:val="21"/>
-              </w:rPr>
               <w:t>平均首次收敛评估次数</w:t>
             </w:r>
           </w:p>
         </w:tc>
         <w:tc>
           <w:tcPr>
-            <w:tcW w:type="dxa" w:w="1069"/>
+            <w:tcW w:type="dxa" w:w="1128"/>
             <w:tcBorders>
               <w:bottom w:val="single" w:sz="6" w:space="0" w:color="000000"/>
             </w:tcBorders>
@@ -11045,7 +10761,7 @@
         </w:trPr>
         <w:tc>
           <w:tcPr>
-            <w:tcW w:type="dxa" w:w="648"/>
+            <w:tcW w:type="dxa" w:w="681"/>
           </w:tcPr>
           <w:p>
             <w:pPr>
@@ -11067,7 +10783,7 @@
         </w:tc>
         <w:tc>
           <w:tcPr>
-            <w:tcW w:type="dxa" w:w="816"/>
+            <w:tcW w:type="dxa" w:w="860"/>
           </w:tcPr>
           <w:p>
             <w:pPr>
@@ -11089,7 +10805,7 @@
         </w:tc>
         <w:tc>
           <w:tcPr>
-            <w:tcW w:type="dxa" w:w="1154"/>
+            <w:tcW w:type="dxa" w:w="1217"/>
           </w:tcPr>
           <w:p>
             <w:pPr>
@@ -11111,51 +10827,29 @@
         </w:tc>
         <w:tc>
           <w:tcPr>
-            <w:tcW w:type="dxa" w:w="1154"/>
-          </w:tcPr>
-          <w:p>
-            <w:pPr>
-              <w:keepNext/>
-              <w:spacing w:before="0" w:after="0" w:line="240" w:lineRule="auto"/>
-              <w:ind w:firstLine="0"/>
-              <w:jc w:val="center"/>
-            </w:pPr>
-            <w:r/>
-            <w:r>
-              <w:rPr>
-                <w:rFonts w:ascii="Times New Roman" w:hAnsi="Times New Roman" w:eastAsia="宋体"/>
-                <w:b w:val="0"/>
-                <w:sz w:val="21"/>
-              </w:rPr>
-              <w:t>2.573</w:t>
-            </w:r>
-          </w:p>
-        </w:tc>
-        <w:tc>
-          <w:tcPr>
-            <w:tcW w:type="dxa" w:w="901"/>
-          </w:tcPr>
-          <w:p>
-            <w:pPr>
-              <w:keepNext/>
-              <w:spacing w:before="0" w:after="0" w:line="240" w:lineRule="auto"/>
-              <w:ind w:firstLine="0"/>
-              <w:jc w:val="center"/>
-            </w:pPr>
-            <w:r/>
-            <w:r>
-              <w:rPr>
-                <w:rFonts w:ascii="Times New Roman" w:hAnsi="Times New Roman" w:eastAsia="宋体"/>
-                <w:b w:val="0"/>
-                <w:sz w:val="21"/>
-              </w:rPr>
-              <w:t>3.154</w:t>
-            </w:r>
-          </w:p>
-        </w:tc>
-        <w:tc>
-          <w:tcPr>
-            <w:tcW w:type="dxa" w:w="1154"/>
+            <w:tcW w:type="dxa" w:w="1700"/>
+          </w:tcPr>
+          <w:p>
+            <w:pPr>
+              <w:keepNext/>
+              <w:spacing w:before="0" w:after="0" w:line="240" w:lineRule="auto"/>
+              <w:ind w:firstLine="0"/>
+              <w:jc w:val="center"/>
+            </w:pPr>
+            <w:r/>
+            <w:r>
+              <w:rPr>
+                <w:rFonts w:ascii="Times New Roman" w:hAnsi="Times New Roman" w:eastAsia="宋体"/>
+                <w:b w:val="0"/>
+                <w:sz w:val="21"/>
+              </w:rPr>
+              <w:t>2.573±3.154</w:t>
+            </w:r>
+          </w:p>
+        </w:tc>
+        <w:tc>
+          <w:tcPr>
+            <w:tcW w:type="dxa" w:w="1217"/>
           </w:tcPr>
           <w:p>
             <w:pPr>
@@ -11177,7 +10871,7 @@
         </w:tc>
         <w:tc>
           <w:tcPr>
-            <w:tcW w:type="dxa" w:w="1609"/>
+            <w:tcW w:type="dxa" w:w="1700"/>
           </w:tcPr>
           <w:p>
             <w:pPr>
@@ -11199,7 +10893,7 @@
         </w:tc>
         <w:tc>
           <w:tcPr>
-            <w:tcW w:type="dxa" w:w="1069"/>
+            <w:tcW w:type="dxa" w:w="1128"/>
           </w:tcPr>
           <w:p>
             <w:pPr>
@@ -11226,7 +10920,7 @@
         </w:trPr>
         <w:tc>
           <w:tcPr>
-            <w:tcW w:type="dxa" w:w="648"/>
+            <w:tcW w:type="dxa" w:w="681"/>
           </w:tcPr>
           <w:p>
             <w:pPr>
@@ -11248,7 +10942,7 @@
         </w:tc>
         <w:tc>
           <w:tcPr>
-            <w:tcW w:type="dxa" w:w="816"/>
+            <w:tcW w:type="dxa" w:w="860"/>
           </w:tcPr>
           <w:p>
             <w:pPr>
@@ -11270,7 +10964,7 @@
         </w:tc>
         <w:tc>
           <w:tcPr>
-            <w:tcW w:type="dxa" w:w="1154"/>
+            <w:tcW w:type="dxa" w:w="1217"/>
           </w:tcPr>
           <w:p>
             <w:pPr>
@@ -11292,51 +10986,29 @@
         </w:tc>
         <w:tc>
           <w:tcPr>
-            <w:tcW w:type="dxa" w:w="1154"/>
-          </w:tcPr>
-          <w:p>
-            <w:pPr>
-              <w:keepNext/>
-              <w:spacing w:before="0" w:after="0" w:line="240" w:lineRule="auto"/>
-              <w:ind w:firstLine="0"/>
-              <w:jc w:val="center"/>
-            </w:pPr>
-            <w:r/>
-            <w:r>
-              <w:rPr>
-                <w:rFonts w:ascii="Times New Roman" w:hAnsi="Times New Roman" w:eastAsia="宋体"/>
-                <w:b w:val="0"/>
-                <w:sz w:val="21"/>
-              </w:rPr>
-              <w:t>2.573</w:t>
-            </w:r>
-          </w:p>
-        </w:tc>
-        <w:tc>
-          <w:tcPr>
-            <w:tcW w:type="dxa" w:w="901"/>
-          </w:tcPr>
-          <w:p>
-            <w:pPr>
-              <w:keepNext/>
-              <w:spacing w:before="0" w:after="0" w:line="240" w:lineRule="auto"/>
-              <w:ind w:firstLine="0"/>
-              <w:jc w:val="center"/>
-            </w:pPr>
-            <w:r/>
-            <w:r>
-              <w:rPr>
-                <w:rFonts w:ascii="Times New Roman" w:hAnsi="Times New Roman" w:eastAsia="宋体"/>
-                <w:b w:val="0"/>
-                <w:sz w:val="21"/>
-              </w:rPr>
-              <w:t>3.154</w:t>
-            </w:r>
-          </w:p>
-        </w:tc>
-        <w:tc>
-          <w:tcPr>
-            <w:tcW w:type="dxa" w:w="1154"/>
+            <w:tcW w:type="dxa" w:w="1700"/>
+          </w:tcPr>
+          <w:p>
+            <w:pPr>
+              <w:keepNext/>
+              <w:spacing w:before="0" w:after="0" w:line="240" w:lineRule="auto"/>
+              <w:ind w:firstLine="0"/>
+              <w:jc w:val="center"/>
+            </w:pPr>
+            <w:r/>
+            <w:r>
+              <w:rPr>
+                <w:rFonts w:ascii="Times New Roman" w:hAnsi="Times New Roman" w:eastAsia="宋体"/>
+                <w:b w:val="0"/>
+                <w:sz w:val="21"/>
+              </w:rPr>
+              <w:t>2.573±3.154</w:t>
+            </w:r>
+          </w:p>
+        </w:tc>
+        <w:tc>
+          <w:tcPr>
+            <w:tcW w:type="dxa" w:w="1217"/>
           </w:tcPr>
           <w:p>
             <w:pPr>
@@ -11358,7 +11030,7 @@
         </w:tc>
         <w:tc>
           <w:tcPr>
-            <w:tcW w:type="dxa" w:w="1609"/>
+            <w:tcW w:type="dxa" w:w="1700"/>
           </w:tcPr>
           <w:p>
             <w:pPr>
@@ -11380,7 +11052,7 @@
         </w:tc>
         <w:tc>
           <w:tcPr>
-            <w:tcW w:type="dxa" w:w="1069"/>
+            <w:tcW w:type="dxa" w:w="1128"/>
           </w:tcPr>
           <w:p>
             <w:pPr>
@@ -11407,7 +11079,7 @@
         </w:trPr>
         <w:tc>
           <w:tcPr>
-            <w:tcW w:type="dxa" w:w="648"/>
+            <w:tcW w:type="dxa" w:w="681"/>
           </w:tcPr>
           <w:p>
             <w:pPr>
@@ -11428,7 +11100,7 @@
         </w:tc>
         <w:tc>
           <w:tcPr>
-            <w:tcW w:type="dxa" w:w="816"/>
+            <w:tcW w:type="dxa" w:w="860"/>
           </w:tcPr>
           <w:p>
             <w:pPr>
@@ -11449,7 +11121,7 @@
         </w:tc>
         <w:tc>
           <w:tcPr>
-            <w:tcW w:type="dxa" w:w="1154"/>
+            <w:tcW w:type="dxa" w:w="1217"/>
           </w:tcPr>
           <w:p>
             <w:pPr>
@@ -11470,49 +11142,28 @@
         </w:tc>
         <w:tc>
           <w:tcPr>
-            <w:tcW w:type="dxa" w:w="1154"/>
-          </w:tcPr>
-          <w:p>
-            <w:pPr>
-              <w:spacing w:before="0" w:after="0" w:line="240" w:lineRule="auto"/>
-              <w:ind w:firstLine="0"/>
-              <w:jc w:val="center"/>
-            </w:pPr>
-            <w:r/>
-            <w:r>
-              <w:rPr>
-                <w:rFonts w:ascii="Times New Roman" w:hAnsi="Times New Roman" w:eastAsia="宋体"/>
-                <w:b w:val="0"/>
-                <w:sz w:val="21"/>
-              </w:rPr>
-              <w:t>2.570</w:t>
-            </w:r>
-          </w:p>
-        </w:tc>
-        <w:tc>
-          <w:tcPr>
-            <w:tcW w:type="dxa" w:w="901"/>
-          </w:tcPr>
-          <w:p>
-            <w:pPr>
-              <w:spacing w:before="0" w:after="0" w:line="240" w:lineRule="auto"/>
-              <w:ind w:firstLine="0"/>
-              <w:jc w:val="center"/>
-            </w:pPr>
-            <w:r/>
-            <w:r>
-              <w:rPr>
-                <w:rFonts w:ascii="Times New Roman" w:hAnsi="Times New Roman" w:eastAsia="宋体"/>
-                <w:b w:val="0"/>
-                <w:sz w:val="21"/>
-              </w:rPr>
-              <w:t>3.146</w:t>
-            </w:r>
-          </w:p>
-        </w:tc>
-        <w:tc>
-          <w:tcPr>
-            <w:tcW w:type="dxa" w:w="1154"/>
+            <w:tcW w:type="dxa" w:w="1700"/>
+          </w:tcPr>
+          <w:p>
+            <w:pPr>
+              <w:spacing w:before="0" w:after="0" w:line="240" w:lineRule="auto"/>
+              <w:ind w:firstLine="0"/>
+              <w:jc w:val="center"/>
+            </w:pPr>
+            <w:r/>
+            <w:r>
+              <w:rPr>
+                <w:rFonts w:ascii="Times New Roman" w:hAnsi="Times New Roman" w:eastAsia="宋体"/>
+                <w:b w:val="0"/>
+                <w:sz w:val="21"/>
+              </w:rPr>
+              <w:t>2.570±3.146</w:t>
+            </w:r>
+          </w:p>
+        </w:tc>
+        <w:tc>
+          <w:tcPr>
+            <w:tcW w:type="dxa" w:w="1217"/>
           </w:tcPr>
           <w:p>
             <w:pPr>
@@ -11533,7 +11184,7 @@
         </w:tc>
         <w:tc>
           <w:tcPr>
-            <w:tcW w:type="dxa" w:w="1609"/>
+            <w:tcW w:type="dxa" w:w="1700"/>
           </w:tcPr>
           <w:p>
             <w:pPr>
@@ -11554,7 +11205,7 @@
         </w:tc>
         <w:tc>
           <w:tcPr>
-            <w:tcW w:type="dxa" w:w="1069"/>
+            <w:tcW w:type="dxa" w:w="1128"/>
           </w:tcPr>
           <w:p>
             <w:pPr>
